--- a/GameTemplate/ゲーム制作.docx
+++ b/GameTemplate/ゲーム制作.docx
@@ -11,15 +11,539 @@
       </w:r>
     </w:p>
     <w:p>
+      <w:pPr>
+        <w:rPr>
+          <w:rFonts w:hint="eastAsia"/>
+        </w:rPr>
+      </w:pPr>
+    </w:p>
+    <w:p>
+      <w:pPr>
+        <w:spacing w:line="360" w:lineRule="exact"/>
+        <w:rPr>
+          <w:rFonts w:ascii="Century" w:eastAsia="ＭＳ 明朝" w:hAnsi="Century" w:cs="Times New Roman"/>
+          <w:sz w:val="24"/>
+          <w:szCs w:val="24"/>
+        </w:rPr>
+      </w:pPr>
+      <w:r>
+        <w:rPr>
+          <w:rFonts w:ascii="Century" w:eastAsia="ＭＳ 明朝" w:hAnsi="Century" w:cs="Times New Roman"/>
+          <w:sz w:val="24"/>
+          <w:szCs w:val="24"/>
+        </w:rPr>
+        <w:t>・対応ハード</w:t>
+      </w:r>
+    </w:p>
+    <w:p>
+      <w:pPr>
+        <w:spacing w:line="360" w:lineRule="exact"/>
+        <w:rPr>
+          <w:rFonts w:ascii="Century" w:eastAsia="ＭＳ 明朝" w:hAnsi="Century" w:cs="Times New Roman"/>
+          <w:sz w:val="24"/>
+          <w:szCs w:val="24"/>
+        </w:rPr>
+      </w:pPr>
+      <w:r>
+        <w:rPr>
+          <w:rFonts w:ascii="Century" w:eastAsia="ＭＳ 明朝" w:hAnsi="Century" w:cs="Times New Roman"/>
+          <w:sz w:val="24"/>
+          <w:szCs w:val="24"/>
+        </w:rPr>
+        <w:t xml:space="preserve">　</w:t>
+      </w:r>
+      <w:r>
+        <w:rPr>
+          <w:rFonts w:ascii="Century" w:eastAsia="ＭＳ 明朝" w:hAnsi="Century" w:cs="Times New Roman"/>
+          <w:sz w:val="24"/>
+          <w:szCs w:val="24"/>
+        </w:rPr>
+        <w:t>PC  Windows10</w:t>
+      </w:r>
+    </w:p>
+    <w:p>
+      <w:pPr>
+        <w:spacing w:line="360" w:lineRule="exact"/>
+        <w:rPr>
+          <w:rFonts w:ascii="Century" w:eastAsia="ＭＳ 明朝" w:hAnsi="Century" w:cs="Times New Roman"/>
+          <w:sz w:val="24"/>
+          <w:szCs w:val="24"/>
+        </w:rPr>
+      </w:pPr>
+    </w:p>
+    <w:p>
+      <w:pPr>
+        <w:spacing w:line="360" w:lineRule="exact"/>
+        <w:rPr>
+          <w:rFonts w:ascii="Century" w:eastAsia="ＭＳ 明朝" w:hAnsi="Century" w:cs="Times New Roman"/>
+          <w:sz w:val="24"/>
+          <w:szCs w:val="24"/>
+        </w:rPr>
+      </w:pPr>
+      <w:r>
+        <w:rPr>
+          <w:rFonts w:ascii="Century" w:eastAsia="ＭＳ 明朝" w:hAnsi="Century" w:cs="Times New Roman" w:hint="eastAsia"/>
+          <w:sz w:val="24"/>
+          <w:szCs w:val="24"/>
+        </w:rPr>
+        <w:t>・製作人数</w:t>
+      </w:r>
+      <w:r>
+        <w:rPr>
+          <w:rFonts w:ascii="Century" w:eastAsia="ＭＳ 明朝" w:hAnsi="Century" w:cs="Times New Roman" w:hint="eastAsia"/>
+          <w:sz w:val="24"/>
+          <w:szCs w:val="24"/>
+        </w:rPr>
+        <w:t xml:space="preserve">　</w:t>
+      </w:r>
+      <w:r>
+        <w:rPr>
+          <w:rFonts w:ascii="Century" w:eastAsia="ＭＳ 明朝" w:hAnsi="Century" w:cs="Times New Roman" w:hint="eastAsia"/>
+          <w:sz w:val="24"/>
+          <w:szCs w:val="24"/>
+        </w:rPr>
+        <w:t>1</w:t>
+      </w:r>
+      <w:r>
+        <w:rPr>
+          <w:rFonts w:ascii="Century" w:eastAsia="ＭＳ 明朝" w:hAnsi="Century" w:cs="Times New Roman" w:hint="eastAsia"/>
+          <w:sz w:val="24"/>
+          <w:szCs w:val="24"/>
+        </w:rPr>
+        <w:t>人</w:t>
+      </w:r>
+    </w:p>
+    <w:p>
+      <w:pPr>
+        <w:spacing w:line="360" w:lineRule="exact"/>
+        <w:rPr>
+          <w:rFonts w:ascii="Century" w:eastAsia="ＭＳ 明朝" w:hAnsi="Century" w:cs="Times New Roman" w:hint="eastAsia"/>
+          <w:sz w:val="24"/>
+          <w:szCs w:val="24"/>
+        </w:rPr>
+      </w:pPr>
+    </w:p>
+    <w:p>
+      <w:pPr>
+        <w:spacing w:line="360" w:lineRule="exact"/>
+        <w:rPr>
+          <w:rFonts w:ascii="Century" w:eastAsia="ＭＳ 明朝" w:hAnsi="Century" w:cs="Times New Roman" w:hint="eastAsia"/>
+          <w:sz w:val="24"/>
+          <w:szCs w:val="24"/>
+        </w:rPr>
+      </w:pPr>
+      <w:r>
+        <w:rPr>
+          <w:rFonts w:ascii="Century" w:eastAsia="ＭＳ 明朝" w:hAnsi="Century" w:cs="Times New Roman"/>
+          <w:sz w:val="24"/>
+          <w:szCs w:val="24"/>
+        </w:rPr>
+        <w:t xml:space="preserve">・製作期間　</w:t>
+      </w:r>
+      <w:r>
+        <w:rPr>
+          <w:rFonts w:ascii="Century" w:eastAsia="ＭＳ 明朝" w:hAnsi="Century" w:cs="Times New Roman"/>
+          <w:sz w:val="24"/>
+          <w:szCs w:val="24"/>
+        </w:rPr>
+        <w:t>2019</w:t>
+      </w:r>
+      <w:r>
+        <w:rPr>
+          <w:rFonts w:ascii="Century" w:eastAsia="ＭＳ 明朝" w:hAnsi="Century" w:cs="Times New Roman"/>
+          <w:sz w:val="24"/>
+          <w:szCs w:val="24"/>
+        </w:rPr>
+        <w:t>年</w:t>
+      </w:r>
+      <w:r>
+        <w:rPr>
+          <w:rFonts w:ascii="Century" w:eastAsia="ＭＳ 明朝" w:hAnsi="Century" w:cs="Times New Roman" w:hint="eastAsia"/>
+          <w:sz w:val="24"/>
+          <w:szCs w:val="24"/>
+        </w:rPr>
+        <w:t>夏くらい～</w:t>
+      </w:r>
+    </w:p>
+    <w:p>
+      <w:pPr>
+        <w:spacing w:line="360" w:lineRule="exact"/>
+        <w:rPr>
+          <w:rFonts w:ascii="Century" w:eastAsia="ＭＳ 明朝" w:hAnsi="Century" w:cs="Times New Roman"/>
+          <w:sz w:val="24"/>
+          <w:szCs w:val="24"/>
+        </w:rPr>
+      </w:pPr>
+    </w:p>
+    <w:p>
+      <w:pPr>
+        <w:spacing w:line="360" w:lineRule="exact"/>
+        <w:rPr>
+          <w:rFonts w:ascii="Century" w:eastAsia="ＭＳ 明朝" w:hAnsi="Century" w:cs="Times New Roman"/>
+          <w:sz w:val="24"/>
+          <w:szCs w:val="24"/>
+        </w:rPr>
+      </w:pPr>
+      <w:r>
+        <w:rPr>
+          <w:rFonts w:ascii="Century" w:eastAsia="ＭＳ 明朝" w:hAnsi="Century" w:cs="Times New Roman"/>
+          <w:sz w:val="24"/>
+          <w:szCs w:val="24"/>
+        </w:rPr>
+        <w:t>・製作環境</w:t>
+      </w:r>
+    </w:p>
+    <w:p>
+      <w:pPr>
+        <w:spacing w:line="360" w:lineRule="exact"/>
+        <w:rPr>
+          <w:rFonts w:ascii="Century" w:eastAsia="ＭＳ 明朝" w:hAnsi="Century" w:cs="Times New Roman"/>
+          <w:sz w:val="24"/>
+          <w:szCs w:val="24"/>
+        </w:rPr>
+      </w:pPr>
+      <w:r>
+        <w:rPr>
+          <w:rFonts w:ascii="Century" w:eastAsia="ＭＳ 明朝" w:hAnsi="Century" w:cs="Times New Roman"/>
+          <w:sz w:val="24"/>
+          <w:szCs w:val="24"/>
+        </w:rPr>
+        <w:t xml:space="preserve">    </w:t>
+      </w:r>
+      <w:r>
+        <w:rPr>
+          <w:rFonts w:ascii="Century" w:eastAsia="ＭＳ 明朝" w:hAnsi="Century" w:cs="Times New Roman"/>
+          <w:sz w:val="24"/>
+          <w:szCs w:val="24"/>
+        </w:rPr>
+        <w:t>エンジン</w:t>
+      </w:r>
+    </w:p>
+    <w:p>
+      <w:pPr>
+        <w:spacing w:line="360" w:lineRule="exact"/>
+        <w:rPr>
+          <w:rFonts w:ascii="Century" w:eastAsia="ＭＳ 明朝" w:hAnsi="Century" w:cs="Times New Roman"/>
+          <w:sz w:val="24"/>
+          <w:szCs w:val="24"/>
+        </w:rPr>
+      </w:pPr>
+      <w:r>
+        <w:rPr>
+          <w:rFonts w:ascii="Century" w:eastAsia="ＭＳ 明朝" w:hAnsi="Century" w:cs="Times New Roman"/>
+          <w:sz w:val="24"/>
+          <w:szCs w:val="24"/>
+        </w:rPr>
+        <w:t xml:space="preserve">　</w:t>
+      </w:r>
+      <w:r>
+        <w:rPr>
+          <w:rFonts w:ascii="Century" w:eastAsia="ＭＳ 明朝" w:hAnsi="Century" w:cs="Times New Roman"/>
+          <w:sz w:val="24"/>
+          <w:szCs w:val="24"/>
+        </w:rPr>
+        <w:t xml:space="preserve">   </w:t>
+      </w:r>
+      <w:r>
+        <w:rPr>
+          <w:rFonts w:ascii="Century" w:eastAsia="ＭＳ 明朝" w:hAnsi="Century" w:cs="Times New Roman"/>
+          <w:sz w:val="24"/>
+          <w:szCs w:val="24"/>
+        </w:rPr>
+        <w:t>学校内製のエンジン</w:t>
+      </w:r>
+      <w:r>
+        <w:rPr>
+          <w:rFonts w:ascii="Century" w:eastAsia="ＭＳ 明朝" w:hAnsi="Century" w:cs="Times New Roman"/>
+          <w:sz w:val="24"/>
+          <w:szCs w:val="24"/>
+        </w:rPr>
+        <w:t>(DirectX11)</w:t>
+      </w:r>
+    </w:p>
+    <w:p>
+      <w:pPr>
+        <w:spacing w:line="360" w:lineRule="exact"/>
+        <w:rPr>
+          <w:rFonts w:ascii="Century" w:eastAsia="ＭＳ 明朝" w:hAnsi="Century" w:cs="Times New Roman"/>
+          <w:sz w:val="24"/>
+          <w:szCs w:val="24"/>
+        </w:rPr>
+      </w:pPr>
+      <w:r>
+        <w:rPr>
+          <w:rFonts w:ascii="Century" w:eastAsia="ＭＳ 明朝" w:hAnsi="Century" w:cs="Times New Roman"/>
+          <w:sz w:val="24"/>
+          <w:szCs w:val="24"/>
+        </w:rPr>
+        <w:t xml:space="preserve">    </w:t>
+      </w:r>
+      <w:r>
+        <w:rPr>
+          <w:rFonts w:ascii="Century" w:eastAsia="ＭＳ 明朝" w:hAnsi="Century" w:cs="Times New Roman"/>
+          <w:sz w:val="24"/>
+          <w:szCs w:val="24"/>
+        </w:rPr>
+        <w:t xml:space="preserve">ツール　</w:t>
+      </w:r>
+    </w:p>
+    <w:p>
+      <w:pPr>
+        <w:spacing w:line="360" w:lineRule="exact"/>
+        <w:rPr>
+          <w:rFonts w:ascii="Century" w:eastAsia="ＭＳ 明朝" w:hAnsi="Century" w:cs="Times New Roman"/>
+          <w:sz w:val="24"/>
+          <w:szCs w:val="24"/>
+        </w:rPr>
+      </w:pPr>
+      <w:r>
+        <w:rPr>
+          <w:rFonts w:ascii="Century" w:eastAsia="ＭＳ 明朝" w:hAnsi="Century" w:cs="Times New Roman"/>
+          <w:sz w:val="24"/>
+          <w:szCs w:val="24"/>
+        </w:rPr>
+        <w:t xml:space="preserve">　　</w:t>
+      </w:r>
+      <w:r>
+        <w:rPr>
+          <w:rFonts w:ascii="Century" w:eastAsia="ＭＳ 明朝" w:hAnsi="Century" w:cs="Times New Roman"/>
+          <w:sz w:val="24"/>
+          <w:szCs w:val="24"/>
+        </w:rPr>
+        <w:t xml:space="preserve">  MicroSoft VisualStudio201</w:t>
+      </w:r>
+      <w:r>
+        <w:rPr>
+          <w:rFonts w:ascii="Century" w:eastAsia="ＭＳ 明朝" w:hAnsi="Century" w:cs="Times New Roman" w:hint="eastAsia"/>
+          <w:sz w:val="24"/>
+          <w:szCs w:val="24"/>
+        </w:rPr>
+        <w:t>7</w:t>
+      </w:r>
+    </w:p>
+    <w:p>
+      <w:pPr>
+        <w:spacing w:line="360" w:lineRule="exact"/>
+        <w:rPr>
+          <w:rFonts w:ascii="Century" w:eastAsia="ＭＳ 明朝" w:hAnsi="Century" w:cs="Times New Roman"/>
+          <w:sz w:val="24"/>
+          <w:szCs w:val="24"/>
+        </w:rPr>
+      </w:pPr>
+      <w:r>
+        <w:rPr>
+          <w:rFonts w:ascii="Century" w:eastAsia="ＭＳ 明朝" w:hAnsi="Century" w:cs="Times New Roman"/>
+          <w:sz w:val="24"/>
+          <w:szCs w:val="24"/>
+        </w:rPr>
+        <w:t xml:space="preserve">    </w:t>
+      </w:r>
+      <w:r>
+        <w:rPr>
+          <w:rFonts w:ascii="Century" w:eastAsia="ＭＳ 明朝" w:hAnsi="Century" w:cs="Times New Roman"/>
+          <w:sz w:val="24"/>
+          <w:szCs w:val="24"/>
+        </w:rPr>
+        <w:t xml:space="preserve">　</w:t>
+      </w:r>
+      <w:r>
+        <w:rPr>
+          <w:rFonts w:ascii="Century" w:eastAsia="ＭＳ 明朝" w:hAnsi="Century" w:cs="Times New Roman"/>
+          <w:sz w:val="24"/>
+          <w:szCs w:val="24"/>
+        </w:rPr>
+        <w:t>3DSMAX</w:t>
+      </w:r>
+    </w:p>
+    <w:p>
+      <w:pPr>
+        <w:spacing w:line="360" w:lineRule="exact"/>
+        <w:rPr>
+          <w:rFonts w:ascii="Century" w:eastAsia="ＭＳ 明朝" w:hAnsi="Century" w:cs="Times New Roman"/>
+          <w:sz w:val="24"/>
+          <w:szCs w:val="24"/>
+        </w:rPr>
+      </w:pPr>
+      <w:r>
+        <w:rPr>
+          <w:rFonts w:ascii="Century" w:eastAsia="ＭＳ 明朝" w:hAnsi="Century" w:cs="Times New Roman"/>
+          <w:sz w:val="24"/>
+          <w:szCs w:val="24"/>
+        </w:rPr>
+        <w:t xml:space="preserve">    </w:t>
+      </w:r>
+      <w:r>
+        <w:rPr>
+          <w:rFonts w:ascii="Century" w:eastAsia="ＭＳ 明朝" w:hAnsi="Century" w:cs="Times New Roman"/>
+          <w:sz w:val="24"/>
+          <w:szCs w:val="24"/>
+        </w:rPr>
+        <w:t xml:space="preserve">　</w:t>
+      </w:r>
+      <w:r>
+        <w:rPr>
+          <w:rFonts w:ascii="Century" w:eastAsia="ＭＳ 明朝" w:hAnsi="Century" w:cs="Times New Roman"/>
+          <w:sz w:val="24"/>
+          <w:szCs w:val="24"/>
+        </w:rPr>
+        <w:t>FireAlpaca</w:t>
+      </w:r>
+    </w:p>
+    <w:p>
+      <w:pPr>
+        <w:spacing w:line="360" w:lineRule="exact"/>
+        <w:rPr>
+          <w:rFonts w:ascii="Century" w:eastAsia="ＭＳ 明朝" w:hAnsi="Century" w:cs="Times New Roman"/>
+          <w:sz w:val="24"/>
+          <w:szCs w:val="24"/>
+        </w:rPr>
+      </w:pPr>
+      <w:r>
+        <w:rPr>
+          <w:rFonts w:ascii="Century" w:eastAsia="ＭＳ 明朝" w:hAnsi="Century" w:cs="Times New Roman"/>
+          <w:sz w:val="24"/>
+          <w:szCs w:val="24"/>
+        </w:rPr>
+        <w:t xml:space="preserve">    </w:t>
+      </w:r>
+      <w:r>
+        <w:rPr>
+          <w:rFonts w:ascii="Century" w:eastAsia="ＭＳ 明朝" w:hAnsi="Century" w:cs="Times New Roman"/>
+          <w:sz w:val="24"/>
+          <w:szCs w:val="24"/>
+        </w:rPr>
+        <w:t xml:space="preserve">　</w:t>
+      </w:r>
+      <w:r>
+        <w:rPr>
+          <w:rFonts w:ascii="Century" w:eastAsia="ＭＳ 明朝" w:hAnsi="Century" w:cs="Times New Roman"/>
+          <w:sz w:val="24"/>
+          <w:szCs w:val="24"/>
+        </w:rPr>
+        <w:t>GitHub</w:t>
+      </w:r>
+    </w:p>
+    <w:p>
+      <w:pPr>
+        <w:spacing w:line="360" w:lineRule="exact"/>
+        <w:rPr>
+          <w:rFonts w:ascii="Century" w:eastAsia="ＭＳ 明朝" w:hAnsi="Century" w:cs="Times New Roman"/>
+          <w:sz w:val="24"/>
+          <w:szCs w:val="24"/>
+        </w:rPr>
+      </w:pPr>
+      <w:r>
+        <w:rPr>
+          <w:rFonts w:ascii="Century" w:eastAsia="ＭＳ 明朝" w:hAnsi="Century" w:cs="Times New Roman"/>
+          <w:sz w:val="24"/>
+          <w:szCs w:val="24"/>
+        </w:rPr>
+        <w:t xml:space="preserve">　</w:t>
+      </w:r>
+      <w:r>
+        <w:rPr>
+          <w:rFonts w:ascii="Century" w:eastAsia="ＭＳ 明朝" w:hAnsi="Century" w:cs="Times New Roman"/>
+          <w:sz w:val="24"/>
+          <w:szCs w:val="24"/>
+        </w:rPr>
+        <w:t xml:space="preserve">  </w:t>
+      </w:r>
+      <w:r>
+        <w:rPr>
+          <w:rFonts w:ascii="Century" w:eastAsia="ＭＳ 明朝" w:hAnsi="Century" w:cs="Times New Roman"/>
+          <w:sz w:val="24"/>
+          <w:szCs w:val="24"/>
+        </w:rPr>
+        <w:t>使用言語</w:t>
+      </w:r>
+    </w:p>
+    <w:p>
+      <w:pPr>
+        <w:spacing w:line="360" w:lineRule="exact"/>
+        <w:rPr>
+          <w:rFonts w:ascii="Century" w:eastAsia="ＭＳ 明朝" w:hAnsi="Century" w:cs="Times New Roman"/>
+          <w:sz w:val="24"/>
+          <w:szCs w:val="24"/>
+        </w:rPr>
+      </w:pPr>
+      <w:r>
+        <w:rPr>
+          <w:rFonts w:ascii="Century" w:eastAsia="ＭＳ 明朝" w:hAnsi="Century" w:cs="Times New Roman"/>
+          <w:sz w:val="24"/>
+          <w:szCs w:val="24"/>
+        </w:rPr>
+        <w:t xml:space="preserve">　　</w:t>
+      </w:r>
+      <w:r>
+        <w:rPr>
+          <w:rFonts w:ascii="Century" w:eastAsia="ＭＳ 明朝" w:hAnsi="Century" w:cs="Times New Roman"/>
+          <w:sz w:val="24"/>
+          <w:szCs w:val="24"/>
+        </w:rPr>
+        <w:t xml:space="preserve">  C++</w:t>
+      </w:r>
+    </w:p>
+    <w:p/>
+    <w:p>
+      <w:pPr>
+        <w:rPr>
+          <w:b/>
+        </w:rPr>
+      </w:pPr>
+      <w:r>
+        <w:rPr>
+          <w:rFonts w:hint="eastAsia"/>
+          <w:b/>
+        </w:rPr>
+        <w:t>実装</w:t>
+      </w:r>
+    </w:p>
+    <w:p>
+      <w:pPr>
+        <w:ind w:firstLineChars="100" w:firstLine="206"/>
+        <w:rPr>
+          <w:rFonts w:hint="eastAsia"/>
+          <w:b/>
+          <w:szCs w:val="21"/>
+          <w:u w:val="single"/>
+        </w:rPr>
+      </w:pPr>
+      <w:r>
+        <w:rPr>
+          <w:rFonts w:hint="eastAsia"/>
+          <w:b/>
+          <w:szCs w:val="21"/>
+          <w:u w:val="single"/>
+        </w:rPr>
+        <w:t>・</w:t>
+      </w:r>
+      <w:r>
+        <w:rPr>
+          <w:rFonts w:hint="eastAsia"/>
+          <w:b/>
+          <w:szCs w:val="21"/>
+          <w:u w:val="single"/>
+        </w:rPr>
+        <w:t>リムライト</w:t>
+      </w:r>
+    </w:p>
+    <w:p>
+      <w:pPr>
+        <w:ind w:firstLineChars="100" w:firstLine="210"/>
+        <w:rPr>
+          <w:u w:val="single"/>
+        </w:rPr>
+      </w:pPr>
       <w:r>
         <w:rPr>
           <w:noProof/>
+          <w:u w:val="single"/>
         </w:rPr>
         <w:drawing>
-          <wp:inline distT="0" distB="0" distL="0" distR="0">
-            <wp:extent cx="5247861" cy="2754630"/>
-            <wp:effectExtent l="0" t="0" r="0" b="7620"/>
-            <wp:docPr id="1" name="図 1"/>
+          <wp:inline distT="0" distB="0" distL="0" distR="0" wp14:anchorId="2CD67CC6" wp14:editId="56EFD68C">
+            <wp:extent cx="3562348" cy="628153"/>
+            <wp:effectExtent l="0" t="0" r="635" b="635"/>
+            <wp:docPr id="3" name="図 3"/>
             <wp:cNvGraphicFramePr>
               <a:graphicFrameLocks xmlns:a="http://schemas.openxmlformats.org/drawingml/2006/main" noChangeAspect="1"/>
             </wp:cNvGraphicFramePr>
@@ -27,11 +551,261 @@
               <a:graphicData uri="http://schemas.openxmlformats.org/drawingml/2006/picture">
                 <pic:pic xmlns:pic="http://schemas.openxmlformats.org/drawingml/2006/picture">
                   <pic:nvPicPr>
-                    <pic:cNvPr id="1" name="game画面.png"/>
+                    <pic:cNvPr id="1" name=""/>
                     <pic:cNvPicPr/>
                   </pic:nvPicPr>
                   <pic:blipFill>
-                    <a:blip r:embed="rId4" cstate="print">
+                    <a:blip r:embed="rId6"/>
+                    <a:stretch>
+                      <a:fillRect/>
+                    </a:stretch>
+                  </pic:blipFill>
+                  <pic:spPr>
+                    <a:xfrm>
+                      <a:off x="0" y="0"/>
+                      <a:ext cx="3570959" cy="629671"/>
+                    </a:xfrm>
+                    <a:prstGeom prst="rect">
+                      <a:avLst/>
+                    </a:prstGeom>
+                  </pic:spPr>
+                </pic:pic>
+              </a:graphicData>
+            </a:graphic>
+          </wp:inline>
+        </w:drawing>
+      </w:r>
+    </w:p>
+    <w:p>
+      <w:pPr>
+        <w:ind w:firstLineChars="100" w:firstLine="235"/>
+        <w:rPr>
+          <w:b/>
+          <w:sz w:val="24"/>
+          <w:szCs w:val="24"/>
+          <w:u w:val="single"/>
+        </w:rPr>
+      </w:pPr>
+      <w:r>
+        <w:rPr>
+          <w:rFonts w:hint="eastAsia"/>
+          <w:b/>
+          <w:sz w:val="24"/>
+          <w:szCs w:val="24"/>
+          <w:u w:val="single"/>
+        </w:rPr>
+        <w:t>トゥーンレンダリング</w:t>
+      </w:r>
+    </w:p>
+    <w:p>
+      <w:pPr>
+        <w:ind w:firstLineChars="100" w:firstLine="210"/>
+      </w:pPr>
+      <w:r>
+        <w:rPr>
+          <w:noProof/>
+        </w:rPr>
+        <w:drawing>
+          <wp:inline distT="0" distB="0" distL="0" distR="0" wp14:anchorId="6FFF91ED" wp14:editId="7A205EA6">
+            <wp:extent cx="4229735" cy="1398905"/>
+            <wp:effectExtent l="0" t="0" r="0" b="0"/>
+            <wp:docPr id="2" name="図 2"/>
+            <wp:cNvGraphicFramePr>
+              <a:graphicFrameLocks xmlns:a="http://schemas.openxmlformats.org/drawingml/2006/main" noChangeAspect="1"/>
+            </wp:cNvGraphicFramePr>
+            <a:graphic xmlns:a="http://schemas.openxmlformats.org/drawingml/2006/main">
+              <a:graphicData uri="http://schemas.openxmlformats.org/drawingml/2006/picture">
+                <pic:pic xmlns:pic="http://schemas.openxmlformats.org/drawingml/2006/picture">
+                  <pic:nvPicPr>
+                    <pic:cNvPr id="1" name=""/>
+                    <pic:cNvPicPr/>
+                  </pic:nvPicPr>
+                  <pic:blipFill>
+                    <a:blip r:embed="rId7"/>
+                    <a:stretch>
+                      <a:fillRect/>
+                    </a:stretch>
+                  </pic:blipFill>
+                  <pic:spPr>
+                    <a:xfrm>
+                      <a:off x="0" y="0"/>
+                      <a:ext cx="4294755" cy="1420409"/>
+                    </a:xfrm>
+                    <a:prstGeom prst="rect">
+                      <a:avLst/>
+                    </a:prstGeom>
+                  </pic:spPr>
+                </pic:pic>
+              </a:graphicData>
+            </a:graphic>
+          </wp:inline>
+        </w:drawing>
+      </w:r>
+    </w:p>
+    <w:p/>
+    <w:p>
+      <w:pPr>
+        <w:ind w:firstLineChars="100" w:firstLine="206"/>
+        <w:rPr>
+          <w:b/>
+          <w:szCs w:val="21"/>
+          <w:u w:val="single"/>
+        </w:rPr>
+      </w:pPr>
+      <w:r>
+        <w:rPr>
+          <w:rFonts w:hint="eastAsia"/>
+          <w:b/>
+          <w:szCs w:val="21"/>
+          <w:u w:val="single"/>
+        </w:rPr>
+        <w:lastRenderedPageBreak/>
+        <w:t>・シャドウマップ</w:t>
+      </w:r>
+      <w:r>
+        <w:rPr>
+          <w:rFonts w:hint="eastAsia"/>
+          <w:b/>
+          <w:szCs w:val="21"/>
+        </w:rPr>
+        <w:t xml:space="preserve">　　</w:t>
+      </w:r>
+      <w:r>
+        <w:rPr>
+          <w:rFonts w:hint="eastAsia"/>
+          <w:b/>
+          <w:szCs w:val="21"/>
+          <w:u w:val="single"/>
+        </w:rPr>
+        <w:t>・ブルーム</w:t>
+      </w:r>
+      <w:r>
+        <w:rPr>
+          <w:rFonts w:hint="eastAsia"/>
+          <w:b/>
+          <w:szCs w:val="21"/>
+        </w:rPr>
+        <w:t xml:space="preserve">　　</w:t>
+      </w:r>
+      <w:r>
+        <w:rPr>
+          <w:rFonts w:hint="eastAsia"/>
+          <w:b/>
+          <w:szCs w:val="21"/>
+          <w:u w:val="single"/>
+        </w:rPr>
+        <w:t>・シルエット描画</w:t>
+      </w:r>
+    </w:p>
+    <w:p>
+      <w:pPr>
+        <w:ind w:firstLineChars="100" w:firstLine="206"/>
+        <w:rPr>
+          <w:b/>
+          <w:szCs w:val="21"/>
+        </w:rPr>
+      </w:pPr>
+      <w:r>
+        <w:rPr>
+          <w:rFonts w:hint="eastAsia"/>
+          <w:b/>
+          <w:szCs w:val="21"/>
+          <w:u w:val="single"/>
+        </w:rPr>
+        <w:t>・αブレンディング</w:t>
+      </w:r>
+      <w:r>
+        <w:rPr>
+          <w:rFonts w:hint="eastAsia"/>
+          <w:b/>
+          <w:szCs w:val="21"/>
+        </w:rPr>
+        <w:t xml:space="preserve">　など</w:t>
+      </w:r>
+    </w:p>
+    <w:p>
+      <w:pPr>
+        <w:ind w:firstLineChars="100" w:firstLine="206"/>
+        <w:rPr>
+          <w:rFonts w:hint="eastAsia"/>
+          <w:b/>
+          <w:szCs w:val="21"/>
+        </w:rPr>
+      </w:pPr>
+    </w:p>
+    <w:p>
+      <w:r>
+        <w:rPr>
+          <w:rFonts w:hint="eastAsia"/>
+        </w:rPr>
+        <w:t>敵の処理</w:t>
+      </w:r>
+    </w:p>
+    <w:p>
+      <w:pPr>
+        <w:rPr>
+          <w:rFonts w:hint="eastAsia"/>
+        </w:rPr>
+      </w:pPr>
+      <w:r>
+        <w:rPr>
+          <w:rFonts w:hint="eastAsia"/>
+        </w:rPr>
+        <w:t xml:space="preserve">　内積を使い角度を求めて</w:t>
+      </w:r>
+      <w:r>
+        <w:rPr>
+          <w:rFonts w:hint="eastAsia"/>
+        </w:rPr>
+        <w:t>、</w:t>
+      </w:r>
+      <w:r>
+        <w:rPr>
+          <w:rFonts w:hint="eastAsia"/>
+        </w:rPr>
+        <w:t>一定角度で</w:t>
+      </w:r>
+      <w:r>
+        <w:rPr>
+          <w:rFonts w:hint="eastAsia"/>
+        </w:rPr>
+        <w:t>踏める踏めないを分けています。</w:t>
+      </w:r>
+    </w:p>
+    <w:p>
+      <w:pPr>
+        <w:rPr>
+          <w:rFonts w:hint="eastAsia"/>
+        </w:rPr>
+      </w:pPr>
+      <w:r>
+        <w:rPr>
+          <w:rFonts w:hint="eastAsia"/>
+        </w:rPr>
+        <w:t xml:space="preserve">　　</w:t>
+      </w:r>
+      <w:r>
+        <w:rPr>
+          <w:rFonts w:hint="eastAsia"/>
+          <w:noProof/>
+        </w:rPr>
+        <w:drawing>
+          <wp:inline distT="0" distB="0" distL="0" distR="0">
+            <wp:extent cx="4476115" cy="2051437"/>
+            <wp:effectExtent l="0" t="0" r="0" b="0"/>
+            <wp:docPr id="6" name="図 6"/>
+            <wp:cNvGraphicFramePr>
+              <a:graphicFrameLocks xmlns:a="http://schemas.openxmlformats.org/drawingml/2006/main" noChangeAspect="1"/>
+            </wp:cNvGraphicFramePr>
+            <a:graphic xmlns:a="http://schemas.openxmlformats.org/drawingml/2006/main">
+              <a:graphicData uri="http://schemas.openxmlformats.org/drawingml/2006/picture">
+                <pic:pic xmlns:pic="http://schemas.openxmlformats.org/drawingml/2006/picture">
+                  <pic:nvPicPr>
+                    <pic:cNvPr id="6" name="enemy.png"/>
+                    <pic:cNvPicPr/>
+                  </pic:nvPicPr>
+                  <pic:blipFill>
+                    <a:blip r:embed="rId8" cstate="print">
                       <a:extLst>
                         <a:ext uri="{28A0092B-C50C-407E-A947-70E740481C1C}">
                           <a14:useLocalDpi xmlns:a14="http://schemas.microsoft.com/office/drawing/2010/main" val="0"/>
@@ -45,7 +819,7 @@
                   <pic:spPr>
                     <a:xfrm>
                       <a:off x="0" y="0"/>
-                      <a:ext cx="5259521" cy="2760751"/>
+                      <a:ext cx="4508191" cy="2066138"/>
                     </a:xfrm>
                     <a:prstGeom prst="rect">
                       <a:avLst/>
@@ -63,608 +837,85 @@
         <w:rPr>
           <w:rFonts w:hint="eastAsia"/>
         </w:rPr>
-        <w:t>制作人数　　1人</w:t>
-      </w:r>
-    </w:p>
-    <w:p/>
-    <w:p>
-      <w:pPr>
-        <w:rPr>
-          <w:rFonts w:hint="eastAsia"/>
-          <w:b/>
-        </w:rPr>
-      </w:pPr>
-      <w:r>
-        <w:rPr>
-          <w:rFonts w:hint="eastAsia"/>
-          <w:b/>
-        </w:rPr>
-        <w:t>・実装</w:t>
+        <w:t xml:space="preserve">　ボックス</w:t>
+      </w:r>
+    </w:p>
+    <w:p>
+      <w:pPr>
+        <w:rPr>
+          <w:rFonts w:hint="eastAsia"/>
+        </w:rPr>
+      </w:pPr>
+      <w:r>
+        <w:rPr>
+          <w:rFonts w:hint="eastAsia"/>
+        </w:rPr>
+        <w:t xml:space="preserve">　　天井の当たり判定がまだ未実装なので箱の下にゴーストを置き叩</w:t>
       </w:r>
       <w:bookmarkStart w:id="0" w:name="_GoBack"/>
       <w:bookmarkEnd w:id="0"/>
-    </w:p>
-    <w:p>
-      <w:pPr>
-        <w:ind w:firstLineChars="100" w:firstLine="210"/>
-        <w:rPr>
-          <w:u w:val="single"/>
-        </w:rPr>
-      </w:pPr>
-      <w:r>
-        <w:rPr>
-          <w:rFonts w:hint="eastAsia"/>
-          <w:u w:val="single"/>
-        </w:rPr>
-        <w:t>シャドウ</w:t>
-      </w:r>
-      <w:r>
-        <w:rPr>
-          <w:rFonts w:hint="eastAsia"/>
-          <w:u w:val="single"/>
-        </w:rPr>
-        <w:t>マップ</w:t>
-      </w:r>
-    </w:p>
-    <w:p>
-      <w:pPr>
-        <w:ind w:firstLineChars="100" w:firstLine="210"/>
-        <w:rPr>
-          <w:u w:val="single"/>
-        </w:rPr>
-      </w:pPr>
-      <w:r>
-        <w:rPr>
-          <w:rFonts w:hint="eastAsia"/>
-          <w:u w:val="single"/>
-        </w:rPr>
-        <w:t>ブルーム</w:t>
-      </w:r>
-    </w:p>
-    <w:p>
-      <w:pPr>
-        <w:ind w:firstLineChars="100" w:firstLine="210"/>
-        <w:rPr>
-          <w:rFonts w:hint="eastAsia"/>
-          <w:u w:val="single"/>
-        </w:rPr>
-      </w:pPr>
-      <w:r>
-        <w:rPr>
-          <w:rFonts w:hint="eastAsia"/>
-          <w:u w:val="single"/>
-        </w:rPr>
-        <w:t>シルエット描画</w:t>
-      </w:r>
-    </w:p>
-    <w:p>
-      <w:pPr>
-        <w:ind w:firstLineChars="100" w:firstLine="210"/>
-        <w:rPr>
-          <w:u w:val="single"/>
-        </w:rPr>
-      </w:pPr>
-      <w:r>
-        <w:rPr>
-          <w:rFonts w:hint="eastAsia"/>
-          <w:u w:val="single"/>
-        </w:rPr>
-        <w:t>リムライト</w:t>
-      </w:r>
-    </w:p>
-    <w:p>
-      <w:pPr>
-        <w:ind w:firstLineChars="100" w:firstLine="210"/>
-      </w:pPr>
-      <w:r>
-        <w:rPr>
-          <w:rFonts w:hint="eastAsia"/>
-          <w:u w:val="single"/>
-        </w:rPr>
-        <w:t>トゥーンレンダリング</w:t>
+      <w:r>
+        <w:rPr>
+          <w:rFonts w:hint="eastAsia"/>
+        </w:rPr>
+        <w:t xml:space="preserve">けるようにしてます。　　</w:t>
+      </w:r>
+      <w:r>
+        <w:rPr>
+          <w:rFonts w:hint="eastAsia"/>
+          <w:noProof/>
+        </w:rPr>
+        <w:drawing>
+          <wp:inline distT="0" distB="0" distL="0" distR="0">
+            <wp:extent cx="2512613" cy="1255363"/>
+            <wp:effectExtent l="0" t="0" r="0" b="0"/>
+            <wp:docPr id="7" name="図 7"/>
+            <wp:cNvGraphicFramePr>
+              <a:graphicFrameLocks xmlns:a="http://schemas.openxmlformats.org/drawingml/2006/main" noChangeAspect="1"/>
+            </wp:cNvGraphicFramePr>
+            <a:graphic xmlns:a="http://schemas.openxmlformats.org/drawingml/2006/main">
+              <a:graphicData uri="http://schemas.openxmlformats.org/drawingml/2006/picture">
+                <pic:pic xmlns:pic="http://schemas.openxmlformats.org/drawingml/2006/picture">
+                  <pic:nvPicPr>
+                    <pic:cNvPr id="7" name="box.png"/>
+                    <pic:cNvPicPr/>
+                  </pic:nvPicPr>
+                  <pic:blipFill>
+                    <a:blip r:embed="rId9" cstate="print">
+                      <a:extLst>
+                        <a:ext uri="{28A0092B-C50C-407E-A947-70E740481C1C}">
+                          <a14:useLocalDpi xmlns:a14="http://schemas.microsoft.com/office/drawing/2010/main" val="0"/>
+                        </a:ext>
+                      </a:extLst>
+                    </a:blip>
+                    <a:stretch>
+                      <a:fillRect/>
+                    </a:stretch>
+                  </pic:blipFill>
+                  <pic:spPr>
+                    <a:xfrm>
+                      <a:off x="0" y="0"/>
+                      <a:ext cx="2579920" cy="1288991"/>
+                    </a:xfrm>
+                    <a:prstGeom prst="rect">
+                      <a:avLst/>
+                    </a:prstGeom>
+                  </pic:spPr>
+                </pic:pic>
+              </a:graphicData>
+            </a:graphic>
+          </wp:inline>
+        </w:drawing>
       </w:r>
     </w:p>
     <w:p/>
-    <w:p>
-      <w:r>
-        <w:rPr>
-          <w:rFonts w:hint="eastAsia"/>
-        </w:rPr>
-        <w:t>ゲーム</w:t>
-      </w:r>
-      <w:r>
-        <w:rPr>
-          <w:rFonts w:hint="eastAsia"/>
-        </w:rPr>
-        <w:t>の</w:t>
-      </w:r>
-      <w:r>
-        <w:rPr>
-          <w:rFonts w:hint="eastAsia"/>
-        </w:rPr>
-        <w:t>説明</w:t>
-      </w:r>
-    </w:p>
-    <w:p>
-      <w:pPr>
-        <w:rPr>
-          <w:b/>
-        </w:rPr>
-      </w:pPr>
-      <w:r>
-        <w:rPr>
-          <w:rFonts w:hint="eastAsia"/>
-          <w:b/>
-        </w:rPr>
-        <w:t>操作方法</w:t>
-      </w:r>
-    </w:p>
-    <w:p>
-      <w:pPr>
-        <w:rPr>
-          <w:b/>
-          <w:u w:val="single"/>
-        </w:rPr>
-      </w:pPr>
-      <w:r>
-        <w:rPr>
-          <w:rFonts w:hint="eastAsia"/>
-        </w:rPr>
-        <w:t xml:space="preserve">　</w:t>
-      </w:r>
-      <w:r>
-        <w:rPr>
-          <w:rFonts w:hint="eastAsia"/>
-          <w:b/>
-          <w:u w:val="single"/>
-        </w:rPr>
-        <w:t>移動</w:t>
-      </w:r>
-      <w:r>
-        <w:rPr>
-          <w:rFonts w:hint="eastAsia"/>
-          <w:b/>
-          <w:u w:val="single"/>
-        </w:rPr>
-        <w:tab/>
-      </w:r>
-      <w:r>
-        <w:rPr>
-          <w:rFonts w:hint="eastAsia"/>
-          <w:b/>
-          <w:u w:val="single"/>
-        </w:rPr>
-        <w:tab/>
-        <w:t xml:space="preserve">　左スティック</w:t>
-      </w:r>
-    </w:p>
-    <w:p>
-      <w:pPr>
-        <w:rPr>
-          <w:b/>
-          <w:u w:val="single"/>
-        </w:rPr>
-      </w:pPr>
-      <w:r>
-        <w:rPr>
-          <w:rFonts w:hint="eastAsia"/>
-          <w:b/>
-        </w:rPr>
-        <w:t xml:space="preserve">　</w:t>
-      </w:r>
-      <w:r>
-        <w:rPr>
-          <w:rFonts w:hint="eastAsia"/>
-          <w:b/>
-          <w:u w:val="single"/>
-        </w:rPr>
-        <w:t>カメラ操作</w:t>
-      </w:r>
-      <w:r>
-        <w:rPr>
-          <w:rFonts w:hint="eastAsia"/>
-          <w:b/>
-          <w:u w:val="single"/>
-        </w:rPr>
-        <w:tab/>
-        <w:t xml:space="preserve">　右スティック</w:t>
-      </w:r>
-    </w:p>
-    <w:p>
-      <w:pPr>
-        <w:rPr>
-          <w:b/>
-          <w:u w:val="single"/>
-        </w:rPr>
-      </w:pPr>
-      <w:r>
-        <w:rPr>
-          <w:rFonts w:hint="eastAsia"/>
-          <w:b/>
-        </w:rPr>
-        <w:t xml:space="preserve">　</w:t>
-      </w:r>
-      <w:r>
-        <w:rPr>
-          <w:rFonts w:hint="eastAsia"/>
-          <w:b/>
-          <w:u w:val="single"/>
-        </w:rPr>
-        <w:t>ジャンプ</w:t>
-      </w:r>
-      <w:r>
-        <w:rPr>
-          <w:b/>
-          <w:u w:val="single"/>
-        </w:rPr>
-        <w:tab/>
-      </w:r>
-      <w:r>
-        <w:rPr>
-          <w:rFonts w:hint="eastAsia"/>
-          <w:b/>
-          <w:u w:val="single"/>
-        </w:rPr>
-        <w:t xml:space="preserve">　　　　A　　</w:t>
-      </w:r>
-    </w:p>
-    <w:p>
-      <w:pPr>
-        <w:rPr>
-          <w:b/>
-          <w:u w:val="single"/>
-        </w:rPr>
-      </w:pPr>
-      <w:r>
-        <w:rPr>
-          <w:rFonts w:hint="eastAsia"/>
-          <w:b/>
-        </w:rPr>
-        <w:t xml:space="preserve">　</w:t>
-      </w:r>
-      <w:r>
-        <w:rPr>
-          <w:rFonts w:hint="eastAsia"/>
-          <w:b/>
-          <w:u w:val="single"/>
-        </w:rPr>
-        <w:t>ダッシュ</w:t>
-      </w:r>
-      <w:r>
-        <w:rPr>
-          <w:rFonts w:hint="eastAsia"/>
-          <w:b/>
-          <w:u w:val="single"/>
-        </w:rPr>
-        <w:tab/>
-      </w:r>
-      <w:r>
-        <w:rPr>
-          <w:rFonts w:hint="eastAsia"/>
-          <w:b/>
-          <w:u w:val="single"/>
-        </w:rPr>
-        <w:tab/>
-        <w:t xml:space="preserve">B　　</w:t>
-      </w:r>
-    </w:p>
-    <w:p>
-      <w:pPr>
-        <w:rPr>
-          <w:b/>
-          <w:u w:val="single"/>
-        </w:rPr>
-      </w:pPr>
-      <w:r>
-        <w:rPr>
-          <w:rFonts w:hint="eastAsia"/>
-          <w:b/>
-        </w:rPr>
-        <w:t xml:space="preserve">　</w:t>
-      </w:r>
-      <w:r>
-        <w:rPr>
-          <w:rFonts w:hint="eastAsia"/>
-          <w:b/>
-          <w:u w:val="single"/>
-        </w:rPr>
-        <w:t xml:space="preserve">ヒップドロップ　　　　R2　　</w:t>
-      </w:r>
-    </w:p>
-    <w:p>
-      <w:pPr>
-        <w:rPr>
-          <w:u w:val="single"/>
-        </w:rPr>
-      </w:pPr>
-    </w:p>
-    <w:p>
-      <w:pPr>
-        <w:rPr>
-          <w:b/>
-        </w:rPr>
-      </w:pPr>
-      <w:r>
-        <w:rPr>
-          <w:rFonts w:hint="eastAsia"/>
-          <w:b/>
-        </w:rPr>
-        <w:t>・コイン</w:t>
-      </w:r>
-    </w:p>
-    <w:p>
-      <w:r>
-        <w:rPr>
-          <w:rFonts w:hint="eastAsia"/>
-          <w:b/>
-        </w:rPr>
-        <w:t xml:space="preserve">　</w:t>
-      </w:r>
-      <w:r>
-        <w:rPr>
-          <w:rFonts w:hint="eastAsia"/>
-        </w:rPr>
-        <w:t>近づくと</w:t>
-      </w:r>
-      <w:r>
-        <w:rPr>
-          <w:rFonts w:hint="eastAsia"/>
-        </w:rPr>
-        <w:t>取得できます。</w:t>
-      </w:r>
-    </w:p>
-    <w:p>
-      <w:pPr>
-        <w:rPr>
-          <w:b/>
-          <w:szCs w:val="21"/>
-        </w:rPr>
-      </w:pPr>
-      <w:r>
-        <w:rPr>
-          <w:rFonts w:hint="eastAsia"/>
-          <w:b/>
-          <w:szCs w:val="21"/>
-        </w:rPr>
-        <w:t>・クリボーもどき</w:t>
-      </w:r>
-    </w:p>
-    <w:p>
-      <w:r>
-        <w:rPr>
-          <w:rFonts w:hint="eastAsia"/>
-        </w:rPr>
-        <w:t xml:space="preserve">　一定距離近づくと追跡し、離れると元の位置に帰っていきます。踏むと</w:t>
-      </w:r>
-      <w:r>
-        <w:rPr>
-          <w:rFonts w:hint="eastAsia"/>
-        </w:rPr>
-        <w:t>倒せます</w:t>
-      </w:r>
-      <w:r>
-        <w:rPr>
-          <w:rFonts w:hint="eastAsia"/>
-        </w:rPr>
-        <w:t>。</w:t>
-      </w:r>
-    </w:p>
-    <w:p>
-      <w:pPr>
-        <w:rPr>
-          <w:b/>
-          <w:szCs w:val="21"/>
-        </w:rPr>
-      </w:pPr>
-      <w:r>
-        <w:rPr>
-          <w:rFonts w:hint="eastAsia"/>
-          <w:b/>
-          <w:szCs w:val="21"/>
-        </w:rPr>
-        <w:t>・ジャンプクリボー</w:t>
-      </w:r>
-    </w:p>
-    <w:p>
-      <w:r>
-        <w:rPr>
-          <w:rFonts w:hint="eastAsia"/>
-        </w:rPr>
-        <w:lastRenderedPageBreak/>
-        <w:t xml:space="preserve">　ジャンプしながらただ往復するだけです。踏むと倒せます。</w:t>
-      </w:r>
-    </w:p>
-    <w:p>
-      <w:pPr>
-        <w:rPr>
-          <w:b/>
-        </w:rPr>
-      </w:pPr>
-      <w:r>
-        <w:rPr>
-          <w:rFonts w:hint="eastAsia"/>
-          <w:b/>
-        </w:rPr>
-        <w:t>・カメ</w:t>
-      </w:r>
-    </w:p>
-    <w:p>
-      <w:r>
-        <w:rPr>
-          <w:rFonts w:hint="eastAsia"/>
-        </w:rPr>
-        <w:t xml:space="preserve">　踏むと甲羅になり、ヒップドロップだと</w:t>
-      </w:r>
-      <w:r>
-        <w:rPr>
-          <w:rFonts w:hint="eastAsia"/>
-        </w:rPr>
-        <w:t>潰れます。甲羅はもう一度触れると弾かれていきます。甲羅が敵に当た</w:t>
-      </w:r>
-      <w:r>
-        <w:rPr>
-          <w:rFonts w:hint="eastAsia"/>
-        </w:rPr>
-        <w:t>ると倒せます。あとコインも</w:t>
-      </w:r>
-      <w:r>
-        <w:rPr>
-          <w:rFonts w:hint="eastAsia"/>
-        </w:rPr>
-        <w:t>当たると</w:t>
-      </w:r>
-      <w:r>
-        <w:rPr>
-          <w:rFonts w:hint="eastAsia"/>
-        </w:rPr>
-        <w:t>取得されます。</w:t>
-      </w:r>
-    </w:p>
-    <w:p>
-      <w:pPr>
-        <w:rPr>
-          <w:b/>
-        </w:rPr>
-      </w:pPr>
-      <w:r>
-        <w:rPr>
-          <w:rFonts w:hint="eastAsia"/>
-          <w:b/>
-        </w:rPr>
-        <w:t>・ワープ床</w:t>
-      </w:r>
-    </w:p>
-    <w:p>
-      <w:r>
-        <w:rPr>
-          <w:rFonts w:hint="eastAsia"/>
-        </w:rPr>
-        <w:t xml:space="preserve">　乗ると停止し回転し始めワープします。ワープ後は回転がおさまり次第動けます。</w:t>
-      </w:r>
-    </w:p>
-    <w:p>
-      <w:pPr>
-        <w:rPr>
-          <w:b/>
-        </w:rPr>
-      </w:pPr>
-      <w:r>
-        <w:rPr>
-          <w:rFonts w:hint="eastAsia"/>
-          <w:b/>
-        </w:rPr>
-        <w:t>・ジャンプ床</w:t>
-      </w:r>
-    </w:p>
-    <w:p>
-      <w:r>
-        <w:rPr>
-          <w:rFonts w:hint="eastAsia"/>
-        </w:rPr>
-        <w:t xml:space="preserve">　乗るとジャンプします。</w:t>
-      </w:r>
-    </w:p>
-    <w:p>
-      <w:pPr>
-        <w:rPr>
-          <w:b/>
-        </w:rPr>
-      </w:pPr>
-      <w:r>
-        <w:rPr>
-          <w:rFonts w:hint="eastAsia"/>
-          <w:b/>
-        </w:rPr>
-        <w:t>・移動床</w:t>
-      </w:r>
-    </w:p>
-    <w:p>
-      <w:r>
-        <w:rPr>
-          <w:rFonts w:hint="eastAsia"/>
-        </w:rPr>
-        <w:t xml:space="preserve">　乗ると移動できます。乗ってるときにジャンプすると少しだけ慣性が働きます。</w:t>
-      </w:r>
-    </w:p>
-    <w:p>
-      <w:pPr>
-        <w:rPr>
-          <w:b/>
-        </w:rPr>
-      </w:pPr>
-      <w:r>
-        <w:rPr>
-          <w:rFonts w:hint="eastAsia"/>
-          <w:b/>
-        </w:rPr>
-        <w:t>・はてなボックス</w:t>
-      </w:r>
-    </w:p>
-    <w:p>
-      <w:r>
-        <w:rPr>
-          <w:rFonts w:hint="eastAsia"/>
-        </w:rPr>
-        <w:t xml:space="preserve">　下から叩くとアイテムが出てきます。</w:t>
-      </w:r>
-    </w:p>
-    <w:p>
-      <w:pPr>
-        <w:rPr>
-          <w:b/>
-        </w:rPr>
-      </w:pPr>
-      <w:r>
-        <w:rPr>
-          <w:rFonts w:hint="eastAsia"/>
-          <w:b/>
-        </w:rPr>
-        <w:t>・アイテム（みかん）</w:t>
-      </w:r>
-    </w:p>
-    <w:p>
-      <w:r>
-        <w:rPr>
-          <w:rFonts w:hint="eastAsia"/>
-        </w:rPr>
-        <w:t xml:space="preserve">　取得すると大きくなります。大きい間は敵に当たってもHPは減らず小さく戻ります。</w:t>
-      </w:r>
-    </w:p>
-    <w:p>
-      <w:r>
-        <w:rPr>
-          <w:rFonts w:hint="eastAsia"/>
-          <w:b/>
-        </w:rPr>
-        <w:t>・スコア</w:t>
-      </w:r>
-    </w:p>
-    <w:p>
-      <w:r>
-        <w:rPr>
-          <w:rFonts w:hint="eastAsia"/>
-          <w:b/>
-        </w:rPr>
-        <w:t xml:space="preserve">　</w:t>
-      </w:r>
-      <w:r>
-        <w:rPr>
-          <w:rFonts w:hint="eastAsia"/>
-        </w:rPr>
-        <w:t>コイン</w:t>
-      </w:r>
-      <w:r>
-        <w:rPr>
-          <w:rFonts w:hint="eastAsia"/>
-        </w:rPr>
-        <w:t>取得</w:t>
-      </w:r>
-      <w:r>
-        <w:rPr>
-          <w:rFonts w:hint="eastAsia"/>
-        </w:rPr>
-        <w:t>と敵を倒すと増えます。</w:t>
-      </w:r>
+    <w:p/>
+    <w:p>
+      <w:pPr>
+        <w:rPr>
+          <w:rFonts w:hint="eastAsia"/>
+        </w:rPr>
+      </w:pPr>
     </w:p>
     <w:sectPr>
       <w:pgSz w:w="11906" w:h="16838"/>
@@ -674,6 +925,44 @@
     </w:sectPr>
   </w:body>
 </w:document>
+</file>
+
+<file path=word/endnotes.xml><?xml version="1.0" encoding="utf-8"?>
+<w:endnotes xmlns:wpc="http://schemas.microsoft.com/office/word/2010/wordprocessingCanvas" xmlns:cx="http://schemas.microsoft.com/office/drawing/2014/chartex" xmlns:mc="http://schemas.openxmlformats.org/markup-compatibility/2006" xmlns:o="urn:schemas-microsoft-com:office:office" xmlns:r="http://schemas.openxmlformats.org/officeDocument/2006/relationships" xmlns:m="http://schemas.openxmlformats.org/officeDocument/2006/math" xmlns:v="urn:schemas-microsoft-com:vml" xmlns:wp14="http://schemas.microsoft.com/office/word/2010/wordprocessingDrawing" xmlns:wp="http://schemas.openxmlformats.org/drawingml/2006/wordprocessingDrawing" xmlns:w10="urn:schemas-microsoft-com:office:word" xmlns:w="http://schemas.openxmlformats.org/wordprocessingml/2006/main" xmlns:w14="http://schemas.microsoft.com/office/word/2010/wordml" xmlns:w15="http://schemas.microsoft.com/office/word/2012/wordml" xmlns:w16se="http://schemas.microsoft.com/office/word/2015/wordml/symex" xmlns:wpg="http://schemas.microsoft.com/office/word/2010/wordprocessingGroup" xmlns:wpi="http://schemas.microsoft.com/office/word/2010/wordprocessingInk" xmlns:wne="http://schemas.microsoft.com/office/word/2006/wordml" xmlns:wps="http://schemas.microsoft.com/office/word/2010/wordprocessingShape" mc:Ignorable="w14 w15 w16se wp14">
+  <w:endnote w:type="separator" w:id="-1">
+    <w:p>
+      <w:r>
+        <w:separator/>
+      </w:r>
+    </w:p>
+  </w:endnote>
+  <w:endnote w:type="continuationSeparator" w:id="0">
+    <w:p>
+      <w:r>
+        <w:continuationSeparator/>
+      </w:r>
+    </w:p>
+  </w:endnote>
+</w:endnotes>
+</file>
+
+<file path=word/footnotes.xml><?xml version="1.0" encoding="utf-8"?>
+<w:footnotes xmlns:wpc="http://schemas.microsoft.com/office/word/2010/wordprocessingCanvas" xmlns:cx="http://schemas.microsoft.com/office/drawing/2014/chartex" xmlns:mc="http://schemas.openxmlformats.org/markup-compatibility/2006" xmlns:o="urn:schemas-microsoft-com:office:office" xmlns:r="http://schemas.openxmlformats.org/officeDocument/2006/relationships" xmlns:m="http://schemas.openxmlformats.org/officeDocument/2006/math" xmlns:v="urn:schemas-microsoft-com:vml" xmlns:wp14="http://schemas.microsoft.com/office/word/2010/wordprocessingDrawing" xmlns:wp="http://schemas.openxmlformats.org/drawingml/2006/wordprocessingDrawing" xmlns:w10="urn:schemas-microsoft-com:office:word" xmlns:w="http://schemas.openxmlformats.org/wordprocessingml/2006/main" xmlns:w14="http://schemas.microsoft.com/office/word/2010/wordml" xmlns:w15="http://schemas.microsoft.com/office/word/2012/wordml" xmlns:w16se="http://schemas.microsoft.com/office/word/2015/wordml/symex" xmlns:wpg="http://schemas.microsoft.com/office/word/2010/wordprocessingGroup" xmlns:wpi="http://schemas.microsoft.com/office/word/2010/wordprocessingInk" xmlns:wne="http://schemas.microsoft.com/office/word/2006/wordml" xmlns:wps="http://schemas.microsoft.com/office/word/2010/wordprocessingShape" mc:Ignorable="w14 w15 w16se wp14">
+  <w:footnote w:type="separator" w:id="-1">
+    <w:p>
+      <w:r>
+        <w:separator/>
+      </w:r>
+    </w:p>
+  </w:footnote>
+  <w:footnote w:type="continuationSeparator" w:id="0">
+    <w:p>
+      <w:r>
+        <w:continuationSeparator/>
+      </w:r>
+    </w:p>
+  </w:footnote>
+</w:footnotes>
 </file>
 
 <file path=word/styles.xml><?xml version="1.0" encoding="utf-8"?>
@@ -1098,6 +1387,50 @@
     <w:semiHidden/>
     <w:unhideWhenUsed/>
   </w:style>
+  <w:style w:type="paragraph" w:styleId="a3">
+    <w:name w:val="header"/>
+    <w:basedOn w:val="a"/>
+    <w:link w:val="a4"/>
+    <w:uiPriority w:val="99"/>
+    <w:unhideWhenUsed/>
+    <w:rsid w:val="00E75F35"/>
+    <w:pPr>
+      <w:tabs>
+        <w:tab w:val="center" w:pos="4252"/>
+        <w:tab w:val="right" w:pos="8504"/>
+      </w:tabs>
+      <w:snapToGrid w:val="0"/>
+    </w:pPr>
+  </w:style>
+  <w:style w:type="character" w:customStyle="1" w:styleId="a4">
+    <w:name w:val="ヘッダー (文字)"/>
+    <w:basedOn w:val="a0"/>
+    <w:link w:val="a3"/>
+    <w:uiPriority w:val="99"/>
+    <w:rsid w:val="00E75F35"/>
+  </w:style>
+  <w:style w:type="paragraph" w:styleId="a5">
+    <w:name w:val="footer"/>
+    <w:basedOn w:val="a"/>
+    <w:link w:val="a6"/>
+    <w:uiPriority w:val="99"/>
+    <w:unhideWhenUsed/>
+    <w:rsid w:val="00E75F35"/>
+    <w:pPr>
+      <w:tabs>
+        <w:tab w:val="center" w:pos="4252"/>
+        <w:tab w:val="right" w:pos="8504"/>
+      </w:tabs>
+      <w:snapToGrid w:val="0"/>
+    </w:pPr>
+  </w:style>
+  <w:style w:type="character" w:customStyle="1" w:styleId="a6">
+    <w:name w:val="フッター (文字)"/>
+    <w:basedOn w:val="a0"/>
+    <w:link w:val="a5"/>
+    <w:uiPriority w:val="99"/>
+    <w:rsid w:val="00E75F35"/>
+  </w:style>
 </w:styles>
 </file>
 

--- a/GameTemplate/ゲーム制作.docx
+++ b/GameTemplate/ゲーム制作.docx
@@ -10,13 +10,7 @@
         <w:t>ゲーム制作</w:t>
       </w:r>
     </w:p>
-    <w:p>
-      <w:pPr>
-        <w:rPr>
-          <w:rFonts w:hint="eastAsia"/>
-        </w:rPr>
-      </w:pPr>
-    </w:p>
+    <w:p/>
     <w:p>
       <w:pPr>
         <w:spacing w:line="360" w:lineRule="exact"/>
@@ -117,52 +111,216 @@
       <w:pPr>
         <w:spacing w:line="360" w:lineRule="exact"/>
         <w:rPr>
+          <w:rFonts w:ascii="Century" w:eastAsia="ＭＳ 明朝" w:hAnsi="Century" w:cs="Times New Roman"/>
+          <w:sz w:val="24"/>
+          <w:szCs w:val="24"/>
+        </w:rPr>
+      </w:pPr>
+    </w:p>
+    <w:p>
+      <w:pPr>
+        <w:spacing w:line="360" w:lineRule="exact"/>
+        <w:rPr>
+          <w:rFonts w:ascii="Century" w:eastAsia="ＭＳ 明朝" w:hAnsi="Century" w:cs="Times New Roman"/>
+          <w:sz w:val="24"/>
+          <w:szCs w:val="24"/>
+        </w:rPr>
+      </w:pPr>
+      <w:r>
+        <w:rPr>
+          <w:rFonts w:ascii="Century" w:eastAsia="ＭＳ 明朝" w:hAnsi="Century" w:cs="Times New Roman"/>
+          <w:sz w:val="24"/>
+          <w:szCs w:val="24"/>
+        </w:rPr>
+        <w:t xml:space="preserve">・製作期間　</w:t>
+      </w:r>
+      <w:r>
+        <w:rPr>
+          <w:rFonts w:ascii="Century" w:eastAsia="ＭＳ 明朝" w:hAnsi="Century" w:cs="Times New Roman"/>
+          <w:sz w:val="24"/>
+          <w:szCs w:val="24"/>
+        </w:rPr>
+        <w:t>2019</w:t>
+      </w:r>
+      <w:r>
+        <w:rPr>
+          <w:rFonts w:ascii="Century" w:eastAsia="ＭＳ 明朝" w:hAnsi="Century" w:cs="Times New Roman"/>
+          <w:sz w:val="24"/>
+          <w:szCs w:val="24"/>
+        </w:rPr>
+        <w:t>年</w:t>
+      </w:r>
+      <w:r>
+        <w:rPr>
           <w:rFonts w:ascii="Century" w:eastAsia="ＭＳ 明朝" w:hAnsi="Century" w:cs="Times New Roman" w:hint="eastAsia"/>
           <w:sz w:val="24"/>
           <w:szCs w:val="24"/>
         </w:rPr>
-      </w:pPr>
+        <w:t>夏</w:t>
+      </w:r>
+      <w:r>
+        <w:rPr>
+          <w:rFonts w:ascii="Century" w:eastAsia="ＭＳ 明朝" w:hAnsi="Century" w:cs="Times New Roman" w:hint="eastAsia"/>
+          <w:sz w:val="24"/>
+          <w:szCs w:val="24"/>
+        </w:rPr>
+        <w:t>～</w:t>
+      </w:r>
     </w:p>
     <w:p>
       <w:pPr>
         <w:spacing w:line="360" w:lineRule="exact"/>
         <w:rPr>
+          <w:rFonts w:ascii="Century" w:eastAsia="ＭＳ 明朝" w:hAnsi="Century" w:cs="Times New Roman"/>
+          <w:sz w:val="24"/>
+          <w:szCs w:val="24"/>
+        </w:rPr>
+      </w:pPr>
+    </w:p>
+    <w:p>
+      <w:pPr>
+        <w:spacing w:line="360" w:lineRule="exact"/>
+        <w:rPr>
+          <w:rFonts w:ascii="Century" w:eastAsia="ＭＳ 明朝" w:hAnsi="Century" w:cs="Times New Roman"/>
+          <w:sz w:val="24"/>
+          <w:szCs w:val="24"/>
+        </w:rPr>
+      </w:pPr>
+      <w:r>
+        <w:rPr>
+          <w:rFonts w:ascii="Century" w:eastAsia="ＭＳ 明朝" w:hAnsi="Century" w:cs="Times New Roman"/>
+          <w:sz w:val="24"/>
+          <w:szCs w:val="24"/>
+        </w:rPr>
+        <w:t>・製作環境</w:t>
+      </w:r>
+    </w:p>
+    <w:p>
+      <w:pPr>
+        <w:spacing w:line="360" w:lineRule="exact"/>
+        <w:rPr>
+          <w:rFonts w:ascii="Century" w:eastAsia="ＭＳ 明朝" w:hAnsi="Century" w:cs="Times New Roman"/>
+          <w:sz w:val="24"/>
+          <w:szCs w:val="24"/>
+        </w:rPr>
+      </w:pPr>
+      <w:r>
+        <w:rPr>
+          <w:rFonts w:ascii="Century" w:eastAsia="ＭＳ 明朝" w:hAnsi="Century" w:cs="Times New Roman"/>
+          <w:sz w:val="24"/>
+          <w:szCs w:val="24"/>
+        </w:rPr>
+        <w:t xml:space="preserve">    </w:t>
+      </w:r>
+      <w:r>
+        <w:rPr>
+          <w:rFonts w:ascii="Century" w:eastAsia="ＭＳ 明朝" w:hAnsi="Century" w:cs="Times New Roman"/>
+          <w:sz w:val="24"/>
+          <w:szCs w:val="24"/>
+        </w:rPr>
+        <w:t>エンジン</w:t>
+      </w:r>
+    </w:p>
+    <w:p>
+      <w:pPr>
+        <w:spacing w:line="360" w:lineRule="exact"/>
+        <w:rPr>
+          <w:rFonts w:ascii="Century" w:eastAsia="ＭＳ 明朝" w:hAnsi="Century" w:cs="Times New Roman"/>
+          <w:sz w:val="24"/>
+          <w:szCs w:val="24"/>
+        </w:rPr>
+      </w:pPr>
+      <w:r>
+        <w:rPr>
+          <w:rFonts w:ascii="Century" w:eastAsia="ＭＳ 明朝" w:hAnsi="Century" w:cs="Times New Roman"/>
+          <w:sz w:val="24"/>
+          <w:szCs w:val="24"/>
+        </w:rPr>
+        <w:t xml:space="preserve">　</w:t>
+      </w:r>
+      <w:r>
+        <w:rPr>
+          <w:rFonts w:ascii="Century" w:eastAsia="ＭＳ 明朝" w:hAnsi="Century" w:cs="Times New Roman"/>
+          <w:sz w:val="24"/>
+          <w:szCs w:val="24"/>
+        </w:rPr>
+        <w:t xml:space="preserve">   </w:t>
+      </w:r>
+      <w:r>
+        <w:rPr>
+          <w:rFonts w:ascii="Century" w:eastAsia="ＭＳ 明朝" w:hAnsi="Century" w:cs="Times New Roman"/>
+          <w:sz w:val="24"/>
+          <w:szCs w:val="24"/>
+        </w:rPr>
+        <w:t>学校内製のエンジン</w:t>
+      </w:r>
+      <w:r>
+        <w:rPr>
+          <w:rFonts w:ascii="Century" w:eastAsia="ＭＳ 明朝" w:hAnsi="Century" w:cs="Times New Roman"/>
+          <w:sz w:val="24"/>
+          <w:szCs w:val="24"/>
+        </w:rPr>
+        <w:t>(DirectX11)</w:t>
+      </w:r>
+    </w:p>
+    <w:p>
+      <w:pPr>
+        <w:spacing w:line="360" w:lineRule="exact"/>
+        <w:rPr>
+          <w:rFonts w:ascii="Century" w:eastAsia="ＭＳ 明朝" w:hAnsi="Century" w:cs="Times New Roman"/>
+          <w:sz w:val="24"/>
+          <w:szCs w:val="24"/>
+        </w:rPr>
+      </w:pPr>
+      <w:r>
+        <w:rPr>
+          <w:rFonts w:ascii="Century" w:eastAsia="ＭＳ 明朝" w:hAnsi="Century" w:cs="Times New Roman"/>
+          <w:sz w:val="24"/>
+          <w:szCs w:val="24"/>
+        </w:rPr>
+        <w:t xml:space="preserve">    </w:t>
+      </w:r>
+      <w:r>
+        <w:rPr>
+          <w:rFonts w:ascii="Century" w:eastAsia="ＭＳ 明朝" w:hAnsi="Century" w:cs="Times New Roman"/>
+          <w:sz w:val="24"/>
+          <w:szCs w:val="24"/>
+        </w:rPr>
+        <w:t xml:space="preserve">ツール　</w:t>
+      </w:r>
+    </w:p>
+    <w:p>
+      <w:pPr>
+        <w:spacing w:line="360" w:lineRule="exact"/>
+        <w:rPr>
+          <w:rFonts w:ascii="Century" w:eastAsia="ＭＳ 明朝" w:hAnsi="Century" w:cs="Times New Roman"/>
+          <w:sz w:val="24"/>
+          <w:szCs w:val="24"/>
+        </w:rPr>
+      </w:pPr>
+      <w:r>
+        <w:rPr>
+          <w:rFonts w:ascii="Century" w:eastAsia="ＭＳ 明朝" w:hAnsi="Century" w:cs="Times New Roman"/>
+          <w:sz w:val="24"/>
+          <w:szCs w:val="24"/>
+        </w:rPr>
+        <w:t xml:space="preserve">　　</w:t>
+      </w:r>
+      <w:r>
+        <w:rPr>
+          <w:rFonts w:ascii="Century" w:eastAsia="ＭＳ 明朝" w:hAnsi="Century" w:cs="Times New Roman"/>
+          <w:sz w:val="24"/>
+          <w:szCs w:val="24"/>
+        </w:rPr>
+        <w:t xml:space="preserve">  VisualStudio201</w:t>
+      </w:r>
+      <w:r>
+        <w:rPr>
           <w:rFonts w:ascii="Century" w:eastAsia="ＭＳ 明朝" w:hAnsi="Century" w:cs="Times New Roman" w:hint="eastAsia"/>
           <w:sz w:val="24"/>
           <w:szCs w:val="24"/>
         </w:rPr>
-      </w:pPr>
-      <w:r>
-        <w:rPr>
-          <w:rFonts w:ascii="Century" w:eastAsia="ＭＳ 明朝" w:hAnsi="Century" w:cs="Times New Roman"/>
-          <w:sz w:val="24"/>
-          <w:szCs w:val="24"/>
-        </w:rPr>
-        <w:t xml:space="preserve">・製作期間　</w:t>
-      </w:r>
-      <w:r>
-        <w:rPr>
-          <w:rFonts w:ascii="Century" w:eastAsia="ＭＳ 明朝" w:hAnsi="Century" w:cs="Times New Roman"/>
-          <w:sz w:val="24"/>
-          <w:szCs w:val="24"/>
-        </w:rPr>
-        <w:t>2019</w:t>
-      </w:r>
-      <w:r>
-        <w:rPr>
-          <w:rFonts w:ascii="Century" w:eastAsia="ＭＳ 明朝" w:hAnsi="Century" w:cs="Times New Roman"/>
-          <w:sz w:val="24"/>
-          <w:szCs w:val="24"/>
-        </w:rPr>
-        <w:t>年</w:t>
-      </w:r>
-      <w:r>
-        <w:rPr>
-          <w:rFonts w:ascii="Century" w:eastAsia="ＭＳ 明朝" w:hAnsi="Century" w:cs="Times New Roman" w:hint="eastAsia"/>
-          <w:sz w:val="24"/>
-          <w:szCs w:val="24"/>
-        </w:rPr>
-        <w:t>夏くらい～</w:t>
+        <w:t>7</w:t>
       </w:r>
     </w:p>
     <w:p>
@@ -174,6 +332,30 @@
           <w:szCs w:val="24"/>
         </w:rPr>
       </w:pPr>
+      <w:r>
+        <w:rPr>
+          <w:rFonts w:ascii="Century" w:eastAsia="ＭＳ 明朝" w:hAnsi="Century" w:cs="Times New Roman"/>
+          <w:sz w:val="24"/>
+          <w:szCs w:val="24"/>
+        </w:rPr>
+        <w:t xml:space="preserve">    </w:t>
+      </w:r>
+      <w:r>
+        <w:rPr>
+          <w:rFonts w:ascii="Century" w:eastAsia="ＭＳ 明朝" w:hAnsi="Century" w:cs="Times New Roman"/>
+          <w:sz w:val="24"/>
+          <w:szCs w:val="24"/>
+        </w:rPr>
+        <w:t xml:space="preserve">　</w:t>
+      </w:r>
+      <w:r>
+        <w:rPr>
+          <w:rFonts w:ascii="Century" w:eastAsia="ＭＳ 明朝" w:hAnsi="Century" w:cs="Times New Roman"/>
+          <w:sz w:val="24"/>
+          <w:szCs w:val="24"/>
+        </w:rPr>
+        <w:t>3DSMAX</w:t>
+      </w:r>
     </w:p>
     <w:p>
       <w:pPr>
@@ -190,7 +372,23 @@
           <w:sz w:val="24"/>
           <w:szCs w:val="24"/>
         </w:rPr>
-        <w:t>・製作環境</w:t>
+        <w:t xml:space="preserve">    </w:t>
+      </w:r>
+      <w:r>
+        <w:rPr>
+          <w:rFonts w:ascii="Century" w:eastAsia="ＭＳ 明朝" w:hAnsi="Century" w:cs="Times New Roman"/>
+          <w:sz w:val="24"/>
+          <w:szCs w:val="24"/>
+        </w:rPr>
+        <w:t xml:space="preserve">　</w:t>
+      </w:r>
+      <w:r>
+        <w:rPr>
+          <w:rFonts w:ascii="Century" w:eastAsia="ＭＳ 明朝" w:hAnsi="Century" w:cs="Times New Roman"/>
+          <w:sz w:val="24"/>
+          <w:szCs w:val="24"/>
+        </w:rPr>
+        <w:t>FireAlpaca</w:t>
       </w:r>
     </w:p>
     <w:p>
@@ -216,7 +414,15 @@
           <w:sz w:val="24"/>
           <w:szCs w:val="24"/>
         </w:rPr>
-        <w:t>エンジン</w:t>
+        <w:t xml:space="preserve">　</w:t>
+      </w:r>
+      <w:r>
+        <w:rPr>
+          <w:rFonts w:ascii="Century" w:eastAsia="ＭＳ 明朝" w:hAnsi="Century" w:cs="Times New Roman"/>
+          <w:sz w:val="24"/>
+          <w:szCs w:val="24"/>
+        </w:rPr>
+        <w:t>GitHub</w:t>
       </w:r>
     </w:p>
     <w:p>
@@ -242,23 +448,15 @@
           <w:sz w:val="24"/>
           <w:szCs w:val="24"/>
         </w:rPr>
-        <w:t xml:space="preserve">   </w:t>
-      </w:r>
-      <w:r>
-        <w:rPr>
-          <w:rFonts w:ascii="Century" w:eastAsia="ＭＳ 明朝" w:hAnsi="Century" w:cs="Times New Roman"/>
-          <w:sz w:val="24"/>
-          <w:szCs w:val="24"/>
-        </w:rPr>
-        <w:t>学校内製のエンジン</w:t>
-      </w:r>
-      <w:r>
-        <w:rPr>
-          <w:rFonts w:ascii="Century" w:eastAsia="ＭＳ 明朝" w:hAnsi="Century" w:cs="Times New Roman"/>
-          <w:sz w:val="24"/>
-          <w:szCs w:val="24"/>
-        </w:rPr>
-        <w:t>(DirectX11)</w:t>
+        <w:t xml:space="preserve">  </w:t>
+      </w:r>
+      <w:r>
+        <w:rPr>
+          <w:rFonts w:ascii="Century" w:eastAsia="ＭＳ 明朝" w:hAnsi="Century" w:cs="Times New Roman"/>
+          <w:sz w:val="24"/>
+          <w:szCs w:val="24"/>
+        </w:rPr>
+        <w:t>使用言語</w:t>
       </w:r>
     </w:p>
     <w:p>
@@ -276,32 +474,6 @@
           <w:sz w:val="24"/>
           <w:szCs w:val="24"/>
         </w:rPr>
-        <w:t xml:space="preserve">    </w:t>
-      </w:r>
-      <w:r>
-        <w:rPr>
-          <w:rFonts w:ascii="Century" w:eastAsia="ＭＳ 明朝" w:hAnsi="Century" w:cs="Times New Roman"/>
-          <w:sz w:val="24"/>
-          <w:szCs w:val="24"/>
-        </w:rPr>
-        <w:t xml:space="preserve">ツール　</w:t>
-      </w:r>
-    </w:p>
-    <w:p>
-      <w:pPr>
-        <w:spacing w:line="360" w:lineRule="exact"/>
-        <w:rPr>
-          <w:rFonts w:ascii="Century" w:eastAsia="ＭＳ 明朝" w:hAnsi="Century" w:cs="Times New Roman"/>
-          <w:sz w:val="24"/>
-          <w:szCs w:val="24"/>
-        </w:rPr>
-      </w:pPr>
-      <w:r>
-        <w:rPr>
-          <w:rFonts w:ascii="Century" w:eastAsia="ＭＳ 明朝" w:hAnsi="Century" w:cs="Times New Roman"/>
-          <w:sz w:val="24"/>
-          <w:szCs w:val="24"/>
-        </w:rPr>
         <w:t xml:space="preserve">　　</w:t>
       </w:r>
       <w:r>
@@ -310,227 +482,147 @@
           <w:sz w:val="24"/>
           <w:szCs w:val="24"/>
         </w:rPr>
-        <w:t xml:space="preserve">  MicroSoft VisualStudio201</w:t>
-      </w:r>
-      <w:r>
-        <w:rPr>
-          <w:rFonts w:ascii="Century" w:eastAsia="ＭＳ 明朝" w:hAnsi="Century" w:cs="Times New Roman" w:hint="eastAsia"/>
-          <w:sz w:val="24"/>
-          <w:szCs w:val="24"/>
-        </w:rPr>
-        <w:t>7</w:t>
-      </w:r>
-    </w:p>
-    <w:p>
-      <w:pPr>
-        <w:spacing w:line="360" w:lineRule="exact"/>
-        <w:rPr>
-          <w:rFonts w:ascii="Century" w:eastAsia="ＭＳ 明朝" w:hAnsi="Century" w:cs="Times New Roman"/>
-          <w:sz w:val="24"/>
-          <w:szCs w:val="24"/>
-        </w:rPr>
-      </w:pPr>
-      <w:r>
-        <w:rPr>
-          <w:rFonts w:ascii="Century" w:eastAsia="ＭＳ 明朝" w:hAnsi="Century" w:cs="Times New Roman"/>
-          <w:sz w:val="24"/>
-          <w:szCs w:val="24"/>
-        </w:rPr>
-        <w:t xml:space="preserve">    </w:t>
-      </w:r>
-      <w:r>
-        <w:rPr>
-          <w:rFonts w:ascii="Century" w:eastAsia="ＭＳ 明朝" w:hAnsi="Century" w:cs="Times New Roman"/>
-          <w:sz w:val="24"/>
-          <w:szCs w:val="24"/>
+        <w:t xml:space="preserve">  C++</w:t>
+      </w:r>
+    </w:p>
+    <w:p/>
+    <w:p>
+      <w:pPr>
+        <w:rPr>
+          <w:b/>
+        </w:rPr>
+      </w:pPr>
+      <w:r>
+        <w:rPr>
+          <w:rFonts w:hint="eastAsia"/>
+          <w:b/>
+        </w:rPr>
+        <w:t>実装</w:t>
+      </w:r>
+    </w:p>
+    <w:p>
+      <w:pPr>
+        <w:ind w:firstLineChars="100" w:firstLine="206"/>
+        <w:rPr>
+          <w:b/>
+          <w:szCs w:val="21"/>
+          <w:u w:val="single"/>
+        </w:rPr>
+      </w:pPr>
+      <w:r>
+        <w:rPr>
+          <w:rFonts w:hint="eastAsia"/>
+          <w:b/>
+          <w:szCs w:val="21"/>
+          <w:u w:val="single"/>
+        </w:rPr>
+        <w:t>・</w:t>
+      </w:r>
+      <w:r>
+        <w:rPr>
+          <w:rFonts w:hint="eastAsia"/>
+          <w:b/>
+          <w:szCs w:val="21"/>
+          <w:u w:val="single"/>
+        </w:rPr>
+        <w:t>リムライト</w:t>
+      </w:r>
+    </w:p>
+    <w:p>
+      <w:pPr>
+        <w:ind w:firstLineChars="100" w:firstLine="210"/>
+        <w:rPr>
+          <w:szCs w:val="21"/>
+        </w:rPr>
+      </w:pPr>
+      <w:r>
+        <w:rPr>
+          <w:rFonts w:hint="eastAsia"/>
+          <w:szCs w:val="21"/>
         </w:rPr>
         <w:t xml:space="preserve">　</w:t>
       </w:r>
       <w:r>
         <w:rPr>
-          <w:rFonts w:ascii="Century" w:eastAsia="ＭＳ 明朝" w:hAnsi="Century" w:cs="Times New Roman"/>
-          <w:sz w:val="24"/>
-          <w:szCs w:val="24"/>
-        </w:rPr>
-        <w:t>3DSMAX</w:t>
-      </w:r>
-    </w:p>
-    <w:p>
-      <w:pPr>
-        <w:spacing w:line="360" w:lineRule="exact"/>
-        <w:rPr>
-          <w:rFonts w:ascii="Century" w:eastAsia="ＭＳ 明朝" w:hAnsi="Century" w:cs="Times New Roman"/>
-          <w:sz w:val="24"/>
-          <w:szCs w:val="24"/>
-        </w:rPr>
-      </w:pPr>
-      <w:r>
-        <w:rPr>
-          <w:rFonts w:ascii="Century" w:eastAsia="ＭＳ 明朝" w:hAnsi="Century" w:cs="Times New Roman"/>
-          <w:sz w:val="24"/>
-          <w:szCs w:val="24"/>
-        </w:rPr>
-        <w:t xml:space="preserve">    </w:t>
-      </w:r>
-      <w:r>
-        <w:rPr>
-          <w:rFonts w:ascii="Century" w:eastAsia="ＭＳ 明朝" w:hAnsi="Century" w:cs="Times New Roman"/>
-          <w:sz w:val="24"/>
-          <w:szCs w:val="24"/>
-        </w:rPr>
-        <w:t xml:space="preserve">　</w:t>
-      </w:r>
-      <w:r>
-        <w:rPr>
-          <w:rFonts w:ascii="Century" w:eastAsia="ＭＳ 明朝" w:hAnsi="Century" w:cs="Times New Roman"/>
-          <w:sz w:val="24"/>
-          <w:szCs w:val="24"/>
-        </w:rPr>
-        <w:t>FireAlpaca</w:t>
-      </w:r>
-    </w:p>
-    <w:p>
-      <w:pPr>
-        <w:spacing w:line="360" w:lineRule="exact"/>
-        <w:rPr>
-          <w:rFonts w:ascii="Century" w:eastAsia="ＭＳ 明朝" w:hAnsi="Century" w:cs="Times New Roman"/>
-          <w:sz w:val="24"/>
-          <w:szCs w:val="24"/>
-        </w:rPr>
-      </w:pPr>
-      <w:r>
-        <w:rPr>
-          <w:rFonts w:ascii="Century" w:eastAsia="ＭＳ 明朝" w:hAnsi="Century" w:cs="Times New Roman"/>
-          <w:sz w:val="24"/>
-          <w:szCs w:val="24"/>
-        </w:rPr>
-        <w:t xml:space="preserve">    </w:t>
-      </w:r>
-      <w:r>
-        <w:rPr>
-          <w:rFonts w:ascii="Century" w:eastAsia="ＭＳ 明朝" w:hAnsi="Century" w:cs="Times New Roman"/>
-          <w:sz w:val="24"/>
-          <w:szCs w:val="24"/>
-        </w:rPr>
-        <w:t xml:space="preserve">　</w:t>
-      </w:r>
-      <w:r>
-        <w:rPr>
-          <w:rFonts w:ascii="Century" w:eastAsia="ＭＳ 明朝" w:hAnsi="Century" w:cs="Times New Roman"/>
-          <w:sz w:val="24"/>
-          <w:szCs w:val="24"/>
-        </w:rPr>
-        <w:t>GitHub</w:t>
-      </w:r>
-    </w:p>
-    <w:p>
-      <w:pPr>
-        <w:spacing w:line="360" w:lineRule="exact"/>
-        <w:rPr>
-          <w:rFonts w:ascii="Century" w:eastAsia="ＭＳ 明朝" w:hAnsi="Century" w:cs="Times New Roman"/>
-          <w:sz w:val="24"/>
-          <w:szCs w:val="24"/>
-        </w:rPr>
-      </w:pPr>
-      <w:r>
-        <w:rPr>
-          <w:rFonts w:ascii="Century" w:eastAsia="ＭＳ 明朝" w:hAnsi="Century" w:cs="Times New Roman"/>
-          <w:sz w:val="24"/>
-          <w:szCs w:val="24"/>
-        </w:rPr>
-        <w:t xml:space="preserve">　</w:t>
-      </w:r>
-      <w:r>
-        <w:rPr>
-          <w:rFonts w:ascii="Century" w:eastAsia="ＭＳ 明朝" w:hAnsi="Century" w:cs="Times New Roman"/>
-          <w:sz w:val="24"/>
-          <w:szCs w:val="24"/>
-        </w:rPr>
-        <w:t xml:space="preserve">  </w:t>
-      </w:r>
-      <w:r>
-        <w:rPr>
-          <w:rFonts w:ascii="Century" w:eastAsia="ＭＳ 明朝" w:hAnsi="Century" w:cs="Times New Roman"/>
-          <w:sz w:val="24"/>
-          <w:szCs w:val="24"/>
-        </w:rPr>
-        <w:t>使用言語</w:t>
-      </w:r>
-    </w:p>
-    <w:p>
-      <w:pPr>
-        <w:spacing w:line="360" w:lineRule="exact"/>
-        <w:rPr>
-          <w:rFonts w:ascii="Century" w:eastAsia="ＭＳ 明朝" w:hAnsi="Century" w:cs="Times New Roman"/>
-          <w:sz w:val="24"/>
-          <w:szCs w:val="24"/>
-        </w:rPr>
-      </w:pPr>
-      <w:r>
-        <w:rPr>
-          <w:rFonts w:ascii="Century" w:eastAsia="ＭＳ 明朝" w:hAnsi="Century" w:cs="Times New Roman"/>
-          <w:sz w:val="24"/>
-          <w:szCs w:val="24"/>
-        </w:rPr>
-        <w:t xml:space="preserve">　　</w:t>
-      </w:r>
-      <w:r>
-        <w:rPr>
-          <w:rFonts w:ascii="Century" w:eastAsia="ＭＳ 明朝" w:hAnsi="Century" w:cs="Times New Roman"/>
-          <w:sz w:val="24"/>
-          <w:szCs w:val="24"/>
-        </w:rPr>
-        <w:t xml:space="preserve">  C++</w:t>
-      </w:r>
-    </w:p>
-    <w:p/>
-    <w:p>
-      <w:pPr>
-        <w:rPr>
-          <w:b/>
-        </w:rPr>
-      </w:pPr>
-      <w:r>
-        <w:rPr>
-          <w:rFonts w:hint="eastAsia"/>
-          <w:b/>
-        </w:rPr>
-        <w:t>実装</w:t>
+          <w:rFonts w:hint="eastAsia"/>
+          <w:szCs w:val="21"/>
+        </w:rPr>
+        <w:t>カメラの前逆ベクトルと法線で内積を求めて、pow関数でより縁にいくほど明るく光るようにしています。</w:t>
       </w:r>
     </w:p>
     <w:p>
       <w:pPr>
         <w:ind w:firstLineChars="100" w:firstLine="206"/>
         <w:rPr>
-          <w:rFonts w:hint="eastAsia"/>
           <w:b/>
           <w:szCs w:val="21"/>
           <w:u w:val="single"/>
         </w:rPr>
       </w:pPr>
-      <w:r>
-        <w:rPr>
-          <w:rFonts w:hint="eastAsia"/>
-          <w:b/>
-          <w:szCs w:val="21"/>
-          <w:u w:val="single"/>
-        </w:rPr>
-        <w:t>・</w:t>
-      </w:r>
-      <w:r>
-        <w:rPr>
-          <w:rFonts w:hint="eastAsia"/>
-          <w:b/>
-          <w:szCs w:val="21"/>
-          <w:u w:val="single"/>
-        </w:rPr>
-        <w:t>リムライト</w:t>
-      </w:r>
     </w:p>
     <w:p>
       <w:pPr>
         <w:ind w:firstLineChars="100" w:firstLine="210"/>
         <w:rPr>
+          <w:noProof/>
+          <w:szCs w:val="21"/>
+        </w:rPr>
+      </w:pPr>
+      <w:r>
+        <w:rPr>
+          <w:rFonts w:hint="eastAsia"/>
+          <w:noProof/>
+          <w:szCs w:val="21"/>
+        </w:rPr>
+        <w:drawing>
+          <wp:inline distT="0" distB="0" distL="0" distR="0">
+            <wp:extent cx="3442914" cy="1709420"/>
+            <wp:effectExtent l="0" t="0" r="0" b="0"/>
+            <wp:docPr id="10" name="図 10"/>
+            <wp:cNvGraphicFramePr>
+              <a:graphicFrameLocks xmlns:a="http://schemas.openxmlformats.org/drawingml/2006/main" noChangeAspect="1"/>
+            </wp:cNvGraphicFramePr>
+            <a:graphic xmlns:a="http://schemas.openxmlformats.org/drawingml/2006/main">
+              <a:graphicData uri="http://schemas.openxmlformats.org/drawingml/2006/picture">
+                <pic:pic xmlns:pic="http://schemas.openxmlformats.org/drawingml/2006/picture">
+                  <pic:nvPicPr>
+                    <pic:cNvPr id="10" name="rim.png"/>
+                    <pic:cNvPicPr/>
+                  </pic:nvPicPr>
+                  <pic:blipFill>
+                    <a:blip r:embed="rId7" cstate="print">
+                      <a:extLst>
+                        <a:ext uri="{28A0092B-C50C-407E-A947-70E740481C1C}">
+                          <a14:useLocalDpi xmlns:a14="http://schemas.microsoft.com/office/drawing/2010/main" val="0"/>
+                        </a:ext>
+                      </a:extLst>
+                    </a:blip>
+                    <a:stretch>
+                      <a:fillRect/>
+                    </a:stretch>
+                  </pic:blipFill>
+                  <pic:spPr>
+                    <a:xfrm>
+                      <a:off x="0" y="0"/>
+                      <a:ext cx="3464571" cy="1720173"/>
+                    </a:xfrm>
+                    <a:prstGeom prst="rect">
+                      <a:avLst/>
+                    </a:prstGeom>
+                  </pic:spPr>
+                </pic:pic>
+              </a:graphicData>
+            </a:graphic>
+          </wp:inline>
+        </w:drawing>
+      </w:r>
+    </w:p>
+    <w:p>
+      <w:pPr>
+        <w:ind w:firstLineChars="100" w:firstLine="210"/>
+        <w:rPr>
+          <w:b/>
+          <w:szCs w:val="21"/>
           <w:u w:val="single"/>
         </w:rPr>
       </w:pPr>
@@ -555,7 +647,7 @@
                     <pic:cNvPicPr/>
                   </pic:nvPicPr>
                   <pic:blipFill>
-                    <a:blip r:embed="rId6"/>
+                    <a:blip r:embed="rId8"/>
                     <a:stretch>
                       <a:fillRect/>
                     </a:stretch>
@@ -578,11 +670,10 @@
     </w:p>
     <w:p>
       <w:pPr>
-        <w:ind w:firstLineChars="100" w:firstLine="235"/>
-        <w:rPr>
-          <w:b/>
-          <w:sz w:val="24"/>
-          <w:szCs w:val="24"/>
+        <w:ind w:firstLineChars="100" w:firstLine="216"/>
+        <w:rPr>
+          <w:b/>
+          <w:sz w:val="22"/>
           <w:u w:val="single"/>
         </w:rPr>
       </w:pPr>
@@ -590,11 +681,34 @@
         <w:rPr>
           <w:rFonts w:hint="eastAsia"/>
           <w:b/>
-          <w:sz w:val="24"/>
-          <w:szCs w:val="24"/>
+          <w:sz w:val="22"/>
           <w:u w:val="single"/>
         </w:rPr>
+        <w:lastRenderedPageBreak/>
         <w:t>トゥーンレンダリング</w:t>
+      </w:r>
+    </w:p>
+    <w:p>
+      <w:pPr>
+        <w:ind w:firstLineChars="100" w:firstLine="210"/>
+        <w:rPr>
+          <w:rFonts w:hint="eastAsia"/>
+          <w:szCs w:val="21"/>
+        </w:rPr>
+      </w:pPr>
+      <w:r>
+        <w:rPr>
+          <w:rFonts w:hint="eastAsia"/>
+          <w:szCs w:val="21"/>
+        </w:rPr>
+        <w:t xml:space="preserve">　</w:t>
+      </w:r>
+      <w:r>
+        <w:rPr>
+          <w:rFonts w:hint="eastAsia"/>
+          <w:szCs w:val="21"/>
+        </w:rPr>
+        <w:t>オブジェクトの光の反射率を計算し、その結果からトゥーンマップの色情報を取得します。取得した色情報をオブジェクトの光の反射率としています。</w:t>
       </w:r>
     </w:p>
     <w:p>
@@ -607,7 +721,7 @@
         </w:rPr>
         <w:drawing>
           <wp:inline distT="0" distB="0" distL="0" distR="0" wp14:anchorId="6FFF91ED" wp14:editId="7A205EA6">
-            <wp:extent cx="4229735" cy="1398905"/>
+            <wp:extent cx="4556097" cy="1796415"/>
             <wp:effectExtent l="0" t="0" r="0" b="0"/>
             <wp:docPr id="2" name="図 2"/>
             <wp:cNvGraphicFramePr>
@@ -621,7 +735,7 @@
                     <pic:cNvPicPr/>
                   </pic:nvPicPr>
                   <pic:blipFill>
-                    <a:blip r:embed="rId7"/>
+                    <a:blip r:embed="rId9"/>
                     <a:stretch>
                       <a:fillRect/>
                     </a:stretch>
@@ -629,7 +743,7 @@
                   <pic:spPr>
                     <a:xfrm>
                       <a:off x="0" y="0"/>
-                      <a:ext cx="4294755" cy="1420409"/>
+                      <a:ext cx="4681508" cy="1845863"/>
                     </a:xfrm>
                     <a:prstGeom prst="rect">
                       <a:avLst/>
@@ -642,158 +756,83 @@
         </w:drawing>
       </w:r>
     </w:p>
-    <w:p/>
+    <w:p>
+      <w:r>
+        <w:rPr>
+          <w:rFonts w:hint="eastAsia"/>
+          <w:b/>
+          <w:szCs w:val="21"/>
+          <w:u w:val="single"/>
+        </w:rPr>
+        <w:t>・シルエット描画</w:t>
+      </w:r>
+    </w:p>
     <w:p>
       <w:pPr>
         <w:ind w:firstLineChars="100" w:firstLine="206"/>
         <w:rPr>
-          <w:b/>
-          <w:szCs w:val="21"/>
-          <w:u w:val="single"/>
-        </w:rPr>
-      </w:pPr>
-      <w:r>
-        <w:rPr>
-          <w:rFonts w:hint="eastAsia"/>
-          <w:b/>
-          <w:szCs w:val="21"/>
-          <w:u w:val="single"/>
-        </w:rPr>
-        <w:lastRenderedPageBreak/>
-        <w:t>・シャドウマップ</w:t>
-      </w:r>
-      <w:r>
-        <w:rPr>
-          <w:rFonts w:hint="eastAsia"/>
-          <w:b/>
-          <w:szCs w:val="21"/>
-        </w:rPr>
-        <w:t xml:space="preserve">　　</w:t>
-      </w:r>
-      <w:r>
-        <w:rPr>
-          <w:rFonts w:hint="eastAsia"/>
-          <w:b/>
-          <w:szCs w:val="21"/>
-          <w:u w:val="single"/>
-        </w:rPr>
-        <w:t>・ブルーム</w:t>
-      </w:r>
-      <w:r>
-        <w:rPr>
-          <w:rFonts w:hint="eastAsia"/>
-          <w:b/>
-          <w:szCs w:val="21"/>
-        </w:rPr>
-        <w:t xml:space="preserve">　　</w:t>
-      </w:r>
-      <w:r>
-        <w:rPr>
-          <w:rFonts w:hint="eastAsia"/>
-          <w:b/>
-          <w:szCs w:val="21"/>
-          <w:u w:val="single"/>
-        </w:rPr>
-        <w:t>・シルエット描画</w:t>
-      </w:r>
-    </w:p>
-    <w:p>
-      <w:pPr>
-        <w:ind w:firstLineChars="100" w:firstLine="206"/>
-        <w:rPr>
-          <w:b/>
-          <w:szCs w:val="21"/>
-        </w:rPr>
-      </w:pPr>
-      <w:r>
-        <w:rPr>
-          <w:rFonts w:hint="eastAsia"/>
-          <w:b/>
-          <w:szCs w:val="21"/>
-          <w:u w:val="single"/>
-        </w:rPr>
-        <w:t>・αブレンディング</w:t>
-      </w:r>
-      <w:r>
-        <w:rPr>
-          <w:rFonts w:hint="eastAsia"/>
-          <w:b/>
-          <w:szCs w:val="21"/>
-        </w:rPr>
-        <w:t xml:space="preserve">　など</w:t>
-      </w:r>
-    </w:p>
-    <w:p>
-      <w:pPr>
-        <w:ind w:firstLineChars="100" w:firstLine="206"/>
-        <w:rPr>
-          <w:rFonts w:hint="eastAsia"/>
-          <w:b/>
-          <w:szCs w:val="21"/>
-        </w:rPr>
-      </w:pPr>
-    </w:p>
-    <w:p>
-      <w:r>
-        <w:rPr>
-          <w:rFonts w:hint="eastAsia"/>
-        </w:rPr>
-        <w:t>敵の処理</w:t>
-      </w:r>
-    </w:p>
-    <w:p>
-      <w:pPr>
-        <w:rPr>
-          <w:rFonts w:hint="eastAsia"/>
-        </w:rPr>
-      </w:pPr>
-      <w:r>
-        <w:rPr>
-          <w:rFonts w:hint="eastAsia"/>
-        </w:rPr>
-        <w:t xml:space="preserve">　内積を使い角度を求めて</w:t>
-      </w:r>
-      <w:r>
-        <w:rPr>
-          <w:rFonts w:hint="eastAsia"/>
-        </w:rPr>
-        <w:t>、</w:t>
-      </w:r>
-      <w:r>
-        <w:rPr>
-          <w:rFonts w:hint="eastAsia"/>
-        </w:rPr>
-        <w:t>一定角度で</w:t>
-      </w:r>
-      <w:r>
-        <w:rPr>
-          <w:rFonts w:hint="eastAsia"/>
-        </w:rPr>
-        <w:t>踏める踏めないを分けています。</w:t>
-      </w:r>
-    </w:p>
-    <w:p>
-      <w:pPr>
-        <w:rPr>
-          <w:rFonts w:hint="eastAsia"/>
-        </w:rPr>
-      </w:pPr>
-      <w:r>
-        <w:rPr>
-          <w:rFonts w:hint="eastAsia"/>
-        </w:rPr>
-        <w:t xml:space="preserve">　　</w:t>
-      </w:r>
-      <w:r>
-        <w:rPr>
-          <w:rFonts w:hint="eastAsia"/>
+          <w:szCs w:val="21"/>
+        </w:rPr>
+      </w:pPr>
+      <w:r>
+        <w:rPr>
+          <w:rFonts w:hint="eastAsia"/>
+          <w:b/>
+          <w:szCs w:val="21"/>
+        </w:rPr>
+        <w:t xml:space="preserve">　</w:t>
+      </w:r>
+      <w:r>
+        <w:rPr>
+          <w:rFonts w:hint="eastAsia"/>
+          <w:szCs w:val="21"/>
+        </w:rPr>
+        <w:t>マリオ</w:t>
+      </w:r>
+      <w:r>
+        <w:rPr>
+          <w:rFonts w:hint="eastAsia"/>
+          <w:szCs w:val="21"/>
+        </w:rPr>
+        <w:t>でシルエットが出る処理がされていたのでそれを実装しています。</w:t>
+      </w:r>
+    </w:p>
+    <w:p>
+      <w:pPr>
+        <w:ind w:firstLineChars="100" w:firstLine="210"/>
+        <w:rPr>
+          <w:rFonts w:hint="eastAsia"/>
+          <w:szCs w:val="21"/>
+        </w:rPr>
+      </w:pPr>
+      <w:r>
+        <w:rPr>
+          <w:rFonts w:hint="eastAsia"/>
+          <w:szCs w:val="21"/>
+        </w:rPr>
+        <w:t>シルエットを描きたいオブジェクトを描画し、Zテストを利用して奥にあるオブジェクトを手前に描画した後に、キャラクターを描画しています。</w:t>
+      </w:r>
+    </w:p>
+    <w:p>
+      <w:pPr>
+        <w:ind w:firstLineChars="100" w:firstLine="210"/>
+      </w:pPr>
+      <w:r>
+        <w:rPr>
+          <w:rFonts w:hint="eastAsia"/>
+          <w:szCs w:val="21"/>
+        </w:rPr>
+        <w:t xml:space="preserve">　</w:t>
+      </w:r>
+      <w:r>
+        <w:rPr>
           <w:noProof/>
         </w:rPr>
         <w:drawing>
-          <wp:inline distT="0" distB="0" distL="0" distR="0">
-            <wp:extent cx="4476115" cy="2051437"/>
+          <wp:inline distT="0" distB="0" distL="0" distR="0" wp14:anchorId="28A84645" wp14:editId="4791C1D8">
+            <wp:extent cx="1009815" cy="1038016"/>
             <wp:effectExtent l="0" t="0" r="0" b="0"/>
-            <wp:docPr id="6" name="図 6"/>
+            <wp:docPr id="1" name="図 1"/>
             <wp:cNvGraphicFramePr>
               <a:graphicFrameLocks xmlns:a="http://schemas.openxmlformats.org/drawingml/2006/main" noChangeAspect="1"/>
             </wp:cNvGraphicFramePr>
@@ -801,11 +840,193 @@
               <a:graphicData uri="http://schemas.openxmlformats.org/drawingml/2006/picture">
                 <pic:pic xmlns:pic="http://schemas.openxmlformats.org/drawingml/2006/picture">
                   <pic:nvPicPr>
-                    <pic:cNvPr id="6" name="enemy.png"/>
+                    <pic:cNvPr id="1" name=""/>
                     <pic:cNvPicPr/>
                   </pic:nvPicPr>
                   <pic:blipFill>
-                    <a:blip r:embed="rId8" cstate="print">
+                    <a:blip r:embed="rId10"/>
+                    <a:stretch>
+                      <a:fillRect/>
+                    </a:stretch>
+                  </pic:blipFill>
+                  <pic:spPr>
+                    <a:xfrm>
+                      <a:off x="0" y="0"/>
+                      <a:ext cx="1073262" cy="1103235"/>
+                    </a:xfrm>
+                    <a:prstGeom prst="rect">
+                      <a:avLst/>
+                    </a:prstGeom>
+                  </pic:spPr>
+                </pic:pic>
+              </a:graphicData>
+            </a:graphic>
+          </wp:inline>
+        </w:drawing>
+      </w:r>
+    </w:p>
+    <w:p>
+      <w:pPr>
+        <w:ind w:firstLineChars="100" w:firstLine="206"/>
+        <w:rPr>
+          <w:b/>
+          <w:szCs w:val="21"/>
+          <w:u w:val="single"/>
+        </w:rPr>
+      </w:pPr>
+      <w:r>
+        <w:rPr>
+          <w:rFonts w:hint="eastAsia"/>
+          <w:b/>
+          <w:szCs w:val="21"/>
+          <w:u w:val="single"/>
+        </w:rPr>
+        <w:t>・シャドウマップ</w:t>
+      </w:r>
+      <w:r>
+        <w:rPr>
+          <w:rFonts w:hint="eastAsia"/>
+          <w:b/>
+          <w:szCs w:val="21"/>
+        </w:rPr>
+        <w:t xml:space="preserve">　　</w:t>
+      </w:r>
+      <w:r>
+        <w:rPr>
+          <w:rFonts w:hint="eastAsia"/>
+          <w:b/>
+          <w:szCs w:val="21"/>
+          <w:u w:val="single"/>
+        </w:rPr>
+        <w:t>・ブルーム</w:t>
+      </w:r>
+      <w:r>
+        <w:rPr>
+          <w:rFonts w:hint="eastAsia"/>
+          <w:b/>
+          <w:szCs w:val="21"/>
+        </w:rPr>
+        <w:t xml:space="preserve">　　</w:t>
+      </w:r>
+      <w:r>
+        <w:rPr>
+          <w:rFonts w:hint="eastAsia"/>
+          <w:b/>
+          <w:szCs w:val="21"/>
+          <w:u w:val="single"/>
+        </w:rPr>
+        <w:t>・αブレンディング</w:t>
+      </w:r>
+      <w:r>
+        <w:rPr>
+          <w:rFonts w:hint="eastAsia"/>
+          <w:b/>
+          <w:szCs w:val="21"/>
+        </w:rPr>
+        <w:t xml:space="preserve">　など</w:t>
+      </w:r>
+    </w:p>
+    <w:p>
+      <w:pPr>
+        <w:ind w:firstLineChars="100" w:firstLine="206"/>
+        <w:rPr>
+          <w:b/>
+          <w:szCs w:val="21"/>
+        </w:rPr>
+      </w:pPr>
+    </w:p>
+    <w:p>
+      <w:pPr>
+        <w:rPr>
+          <w:b/>
+        </w:rPr>
+      </w:pPr>
+      <w:r>
+        <w:rPr>
+          <w:rFonts w:hint="eastAsia"/>
+          <w:b/>
+        </w:rPr>
+        <w:t>敵の処理</w:t>
+      </w:r>
+    </w:p>
+    <w:p>
+      <w:r>
+        <w:rPr>
+          <w:rFonts w:hint="eastAsia"/>
+        </w:rPr>
+        <w:t xml:space="preserve">　</w:t>
+      </w:r>
+      <w:r>
+        <w:rPr>
+          <w:rFonts w:hint="eastAsia"/>
+        </w:rPr>
+        <w:t>Enemyの上ベクトルとEnemyからプレイヤーへのベクトルの</w:t>
+      </w:r>
+      <w:r>
+        <w:rPr>
+          <w:rFonts w:hint="eastAsia"/>
+        </w:rPr>
+        <w:t>内積を使い角度を求めて</w:t>
+      </w:r>
+      <w:r>
+        <w:rPr>
+          <w:rFonts w:hint="eastAsia"/>
+        </w:rPr>
+        <w:t>、</w:t>
+      </w:r>
+      <w:r>
+        <w:rPr>
+          <w:rFonts w:hint="eastAsia"/>
+        </w:rPr>
+        <w:t>一定角度</w:t>
+      </w:r>
+      <w:r>
+        <w:rPr>
+          <w:rFonts w:hint="eastAsia"/>
+        </w:rPr>
+        <w:t>と距離</w:t>
+      </w:r>
+      <w:r>
+        <w:rPr>
+          <w:rFonts w:hint="eastAsia"/>
+        </w:rPr>
+        <w:t>で</w:t>
+      </w:r>
+      <w:r>
+        <w:rPr>
+          <w:rFonts w:hint="eastAsia"/>
+        </w:rPr>
+        <w:t>踏める踏めないを分けています。</w:t>
+      </w:r>
+    </w:p>
+    <w:p>
+      <w:r>
+        <w:rPr>
+          <w:rFonts w:hint="eastAsia"/>
+        </w:rPr>
+        <w:t xml:space="preserve">　　</w:t>
+      </w:r>
+      <w:r>
+        <w:rPr>
+          <w:noProof/>
+        </w:rPr>
+        <w:drawing>
+          <wp:inline distT="0" distB="0" distL="0" distR="0">
+            <wp:extent cx="3683479" cy="2071740"/>
+            <wp:effectExtent l="0" t="0" r="0" b="5080"/>
+            <wp:docPr id="4" name="図 4"/>
+            <wp:cNvGraphicFramePr>
+              <a:graphicFrameLocks xmlns:a="http://schemas.openxmlformats.org/drawingml/2006/main" noChangeAspect="1"/>
+            </wp:cNvGraphicFramePr>
+            <a:graphic xmlns:a="http://schemas.openxmlformats.org/drawingml/2006/main">
+              <a:graphicData uri="http://schemas.openxmlformats.org/drawingml/2006/picture">
+                <pic:pic xmlns:pic="http://schemas.openxmlformats.org/drawingml/2006/picture">
+                  <pic:nvPicPr>
+                    <pic:cNvPr id="4" name="enemy.png"/>
+                    <pic:cNvPicPr/>
+                  </pic:nvPicPr>
+                  <pic:blipFill>
+                    <a:blip r:embed="rId11" cstate="print">
                       <a:extLst>
                         <a:ext uri="{28A0092B-C50C-407E-A947-70E740481C1C}">
                           <a14:useLocalDpi xmlns:a14="http://schemas.microsoft.com/office/drawing/2010/main" val="0"/>
@@ -819,7 +1040,7 @@
                   <pic:spPr>
                     <a:xfrm>
                       <a:off x="0" y="0"/>
-                      <a:ext cx="4508191" cy="2066138"/>
+                      <a:ext cx="3718042" cy="2091179"/>
                     </a:xfrm>
                     <a:prstGeom prst="rect">
                       <a:avLst/>
@@ -833,41 +1054,55 @@
       </w:r>
     </w:p>
     <w:p>
-      <w:r>
-        <w:rPr>
-          <w:rFonts w:hint="eastAsia"/>
-        </w:rPr>
-        <w:t xml:space="preserve">　ボックス</w:t>
-      </w:r>
-    </w:p>
-    <w:p>
-      <w:pPr>
-        <w:rPr>
-          <w:rFonts w:hint="eastAsia"/>
-        </w:rPr>
-      </w:pPr>
-      <w:r>
-        <w:rPr>
-          <w:rFonts w:hint="eastAsia"/>
-        </w:rPr>
-        <w:t xml:space="preserve">　　天井の当たり判定がまだ未実装なので箱の下にゴーストを置き叩</w:t>
-      </w:r>
+      <w:pPr>
+        <w:rPr>
+          <w:b/>
+        </w:rPr>
+      </w:pPr>
+      <w:r>
+        <w:rPr>
+          <w:rFonts w:hint="eastAsia"/>
+          <w:b/>
+        </w:rPr>
+        <w:lastRenderedPageBreak/>
+        <w:t>ボックス</w:t>
+      </w:r>
+    </w:p>
+    <w:p>
+      <w:pPr>
+        <w:rPr>
+          <w:rFonts w:hint="eastAsia"/>
+        </w:rPr>
+      </w:pPr>
+      <w:r>
+        <w:rPr>
+          <w:rFonts w:hint="eastAsia"/>
+        </w:rPr>
+        <w:t xml:space="preserve">　箱の下にゴースト</w:t>
+      </w:r>
+      <w:r>
+        <w:rPr>
+          <w:rFonts w:hint="eastAsia"/>
+        </w:rPr>
+        <w:t>（当たり判定）</w:t>
+      </w:r>
+      <w:r>
+        <w:rPr>
+          <w:rFonts w:hint="eastAsia"/>
+        </w:rPr>
+        <w:t>を置き叩けるようにしています。</w:t>
+      </w:r>
+    </w:p>
+    <w:p>
       <w:bookmarkStart w:id="0" w:name="_GoBack"/>
-      <w:bookmarkEnd w:id="0"/>
-      <w:r>
-        <w:rPr>
-          <w:rFonts w:hint="eastAsia"/>
-        </w:rPr>
-        <w:t xml:space="preserve">けるようにしてます。　　</w:t>
-      </w:r>
       <w:r>
         <w:rPr>
           <w:rFonts w:hint="eastAsia"/>
           <w:noProof/>
         </w:rPr>
         <w:drawing>
-          <wp:inline distT="0" distB="0" distL="0" distR="0">
-            <wp:extent cx="2512613" cy="1255363"/>
+          <wp:inline distT="0" distB="0" distL="0" distR="0" wp14:anchorId="1BC70F4D" wp14:editId="3EA2C248">
+            <wp:extent cx="2928692" cy="1293962"/>
             <wp:effectExtent l="0" t="0" r="0" b="0"/>
             <wp:docPr id="7" name="図 7"/>
             <wp:cNvGraphicFramePr>
@@ -881,7 +1116,7 @@
                     <pic:cNvPicPr/>
                   </pic:nvPicPr>
                   <pic:blipFill>
-                    <a:blip r:embed="rId9" cstate="print">
+                    <a:blip r:embed="rId12" cstate="print">
                       <a:extLst>
                         <a:ext uri="{28A0092B-C50C-407E-A947-70E740481C1C}">
                           <a14:useLocalDpi xmlns:a14="http://schemas.microsoft.com/office/drawing/2010/main" val="0"/>
@@ -895,7 +1130,7 @@
                   <pic:spPr>
                     <a:xfrm>
                       <a:off x="0" y="0"/>
-                      <a:ext cx="2579920" cy="1288991"/>
+                      <a:ext cx="3222520" cy="1423782"/>
                     </a:xfrm>
                     <a:prstGeom prst="rect">
                       <a:avLst/>
@@ -907,15 +1142,103 @@
           </wp:inline>
         </w:drawing>
       </w:r>
+      <w:bookmarkEnd w:id="0"/>
+    </w:p>
+    <w:p>
+      <w:pPr>
+        <w:rPr>
+          <w:b/>
+        </w:rPr>
+      </w:pPr>
+      <w:r>
+        <w:rPr>
+          <w:rFonts w:hint="eastAsia"/>
+          <w:b/>
+        </w:rPr>
+        <w:t>カメ</w:t>
+      </w:r>
+      <w:r>
+        <w:rPr>
+          <w:b/>
+        </w:rPr>
+        <w:t>の</w:t>
+      </w:r>
+      <w:r>
+        <w:rPr>
+          <w:rFonts w:hint="eastAsia"/>
+          <w:b/>
+        </w:rPr>
+        <w:t>パス</w:t>
+      </w:r>
+      <w:r>
+        <w:rPr>
+          <w:b/>
+        </w:rPr>
+        <w:t>移動</w:t>
+      </w:r>
+    </w:p>
+    <w:p>
+      <w:r>
+        <w:rPr>
+          <w:rFonts w:hint="eastAsia"/>
+        </w:rPr>
+        <w:t xml:space="preserve">　設定したパスに向かって移動します。パスに一定距離近づくと次のパスへ移動します。</w:t>
+      </w:r>
     </w:p>
     <w:p/>
-    <w:p/>
-    <w:p>
-      <w:pPr>
-        <w:rPr>
-          <w:rFonts w:hint="eastAsia"/>
-        </w:rPr>
-      </w:pPr>
+    <w:p>
+      <w:pPr>
+        <w:rPr>
+          <w:rFonts w:hint="eastAsia"/>
+        </w:rPr>
+      </w:pPr>
+      <w:r>
+        <w:rPr>
+          <w:rFonts w:hint="eastAsia"/>
+          <w:noProof/>
+        </w:rPr>
+        <w:drawing>
+          <wp:inline distT="0" distB="0" distL="0" distR="0">
+            <wp:extent cx="3993515" cy="2096219"/>
+            <wp:effectExtent l="0" t="0" r="6985" b="0"/>
+            <wp:docPr id="9" name="図 9"/>
+            <wp:cNvGraphicFramePr>
+              <a:graphicFrameLocks xmlns:a="http://schemas.openxmlformats.org/drawingml/2006/main" noChangeAspect="1"/>
+            </wp:cNvGraphicFramePr>
+            <a:graphic xmlns:a="http://schemas.openxmlformats.org/drawingml/2006/main">
+              <a:graphicData uri="http://schemas.openxmlformats.org/drawingml/2006/picture">
+                <pic:pic xmlns:pic="http://schemas.openxmlformats.org/drawingml/2006/picture">
+                  <pic:nvPicPr>
+                    <pic:cNvPr id="9" name="pass.png"/>
+                    <pic:cNvPicPr/>
+                  </pic:nvPicPr>
+                  <pic:blipFill>
+                    <a:blip r:embed="rId13" cstate="print">
+                      <a:extLst>
+                        <a:ext uri="{28A0092B-C50C-407E-A947-70E740481C1C}">
+                          <a14:useLocalDpi xmlns:a14="http://schemas.microsoft.com/office/drawing/2010/main" val="0"/>
+                        </a:ext>
+                      </a:extLst>
+                    </a:blip>
+                    <a:stretch>
+                      <a:fillRect/>
+                    </a:stretch>
+                  </pic:blipFill>
+                  <pic:spPr>
+                    <a:xfrm>
+                      <a:off x="0" y="0"/>
+                      <a:ext cx="4007554" cy="2103588"/>
+                    </a:xfrm>
+                    <a:prstGeom prst="rect">
+                      <a:avLst/>
+                    </a:prstGeom>
+                  </pic:spPr>
+                </pic:pic>
+              </a:graphicData>
+            </a:graphic>
+          </wp:inline>
+        </w:drawing>
+      </w:r>
     </w:p>
     <w:sectPr>
       <w:pgSz w:w="11906" w:h="16838"/>
@@ -1693,4 +2016,16 @@
     </a:ext>
   </a:extLst>
 </a:theme>
+</file>
+
+<file path=customXml/item1.xml><?xml version="1.0" encoding="utf-8"?>
+<b:Sources xmlns:b="http://schemas.openxmlformats.org/officeDocument/2006/bibliography" xmlns="http://schemas.openxmlformats.org/officeDocument/2006/bibliography" SelectedStyle="\APASixthEditionOfficeOnline.xsl" StyleName="APA" Version="6"/>
+</file>
+
+<file path=customXml/itemProps1.xml><?xml version="1.0" encoding="utf-8"?>
+<ds:datastoreItem xmlns:ds="http://schemas.openxmlformats.org/officeDocument/2006/customXml" ds:itemID="{8237DE22-2800-4FB8-A0AD-151AB840D3B9}">
+  <ds:schemaRefs>
+    <ds:schemaRef ds:uri="http://schemas.openxmlformats.org/officeDocument/2006/bibliography"/>
+  </ds:schemaRefs>
+</ds:datastoreItem>
 </file>